--- a/docs/系統手冊20250327.docx
+++ b/docs/系統手冊20250327.docx
@@ -1,6 +1,6 @@
 
 <file path=word/document.xml><?xml version="1.0" encoding="utf-8"?>
-<w:document xmlns:wpc="http://schemas.microsoft.com/office/word/2010/wordprocessingCanvas" xmlns:cx="http://schemas.microsoft.com/office/drawing/2014/chartex" xmlns:cx1="http://schemas.microsoft.com/office/drawing/2015/9/8/chartex" xmlns:cx2="http://schemas.microsoft.com/office/drawing/2015/10/21/chartex" xmlns:cx3="http://schemas.microsoft.com/office/drawing/2016/5/9/chartex" xmlns:cx4="http://schemas.microsoft.com/office/drawing/2016/5/10/chartex" xmlns:cx5="http://schemas.microsoft.com/office/drawing/2016/5/11/chartex" xmlns:cx6="http://schemas.microsoft.com/office/drawing/2016/5/12/chartex" xmlns:cx7="http://schemas.microsoft.com/office/drawing/2016/5/13/chartex" xmlns:cx8="http://schemas.microsoft.com/office/drawing/2016/5/14/chartex" xmlns:mc="http://schemas.openxmlformats.org/markup-compatibility/2006" xmlns:aink="http://schemas.microsoft.com/office/drawing/2016/ink" xmlns:am3d="http://schemas.microsoft.com/office/drawing/2017/model3d" xmlns:o="urn:schemas-microsoft-com:office:office" xmlns:oel="http://schemas.microsoft.com/office/2019/extlst" xmlns:r="http://schemas.openxmlformats.org/officeDocument/2006/relationships" xmlns:m="http://schemas.openxmlformats.org/officeDocument/2006/math" xmlns:v="urn:schemas-microsoft-com:vml" xmlns:wp14="http://schemas.microsoft.com/office/word/2010/wordprocessingDrawing" xmlns:wp="http://schemas.openxmlformats.org/drawingml/2006/wordprocessingDrawing" xmlns:w10="urn:schemas-microsoft-com:office:word" xmlns:w="http://schemas.openxmlformats.org/wordprocessingml/2006/main" xmlns:w14="http://schemas.microsoft.com/office/word/2010/wordml" xmlns:w15="http://schemas.microsoft.com/office/word/2012/wordml" xmlns:w16cex="http://schemas.microsoft.com/office/word/2018/wordml/cex" xmlns:w16cid="http://schemas.microsoft.com/office/word/2016/wordml/cid" xmlns:w16="http://schemas.microsoft.com/office/word/2018/wordml" xmlns:w16du="http://schemas.microsoft.com/office/word/2023/wordml/word16du" xmlns:w16sdtdh="http://schemas.microsoft.com/office/word/2020/wordml/sdtdatahash" xmlns:w16sdtfl="http://schemas.microsoft.com/office/word/2024/wordml/sdtformatlock" xmlns:w16se="http://schemas.microsoft.com/office/word/2015/wordml/symex" xmlns:wpg="http://schemas.microsoft.com/office/word/2010/wordprocessingGroup" xmlns:wpi="http://schemas.microsoft.com/office/word/2010/wordprocessingInk" xmlns:wne="http://schemas.microsoft.com/office/word/2006/wordml" xmlns:wps="http://schemas.microsoft.com/office/word/2010/wordprocessingShape" mc:Ignorable="w14 w15 w16se w16cid w16 w16cex w16sdtdh w16sdtfl w16du wp14">
+<w:document xmlns:wpc="http://schemas.microsoft.com/office/word/2010/wordprocessingCanvas" xmlns:cx="http://schemas.microsoft.com/office/drawing/2014/chartex" xmlns:cx1="http://schemas.microsoft.com/office/drawing/2015/9/8/chartex" xmlns:cx2="http://schemas.microsoft.com/office/drawing/2015/10/21/chartex" xmlns:cx3="http://schemas.microsoft.com/office/drawing/2016/5/9/chartex" xmlns:cx4="http://schemas.microsoft.com/office/drawing/2016/5/10/chartex" xmlns:cx5="http://schemas.microsoft.com/office/drawing/2016/5/11/chartex" xmlns:cx6="http://schemas.microsoft.com/office/drawing/2016/5/12/chartex" xmlns:cx7="http://schemas.microsoft.com/office/drawing/2016/5/13/chartex" xmlns:cx8="http://schemas.microsoft.com/office/drawing/2016/5/14/chartex" xmlns:mc="http://schemas.openxmlformats.org/markup-compatibility/2006" xmlns:aink="http://schemas.microsoft.com/office/drawing/2016/ink" xmlns:am3d="http://schemas.microsoft.com/office/drawing/2017/model3d" xmlns:o="urn:schemas-microsoft-com:office:office" xmlns:oel="http://schemas.microsoft.com/office/2019/extlst" xmlns:r="http://schemas.openxmlformats.org/officeDocument/2006/relationships" xmlns:m="http://schemas.openxmlformats.org/officeDocument/2006/math" xmlns:v="urn:schemas-microsoft-com:vml" xmlns:wp14="http://schemas.microsoft.com/office/word/2010/wordprocessingDrawing" xmlns:wp="http://schemas.openxmlformats.org/drawingml/2006/wordprocessingDrawing" xmlns:w10="urn:schemas-microsoft-com:office:word" xmlns:w="http://schemas.openxmlformats.org/wordprocessingml/2006/main" xmlns:w14="http://schemas.microsoft.com/office/word/2010/wordml" xmlns:w15="http://schemas.microsoft.com/office/word/2012/wordml" xmlns:w16cex="http://schemas.microsoft.com/office/word/2018/wordml/cex" xmlns:w16cid="http://schemas.microsoft.com/office/word/2016/wordml/cid" xmlns:w16="http://schemas.microsoft.com/office/word/2018/wordml" xmlns:w16sdtdh="http://schemas.microsoft.com/office/word/2020/wordml/sdtdatahash" xmlns:w16se="http://schemas.microsoft.com/office/word/2015/wordml/symex" xmlns:wpg="http://schemas.microsoft.com/office/word/2010/wordprocessingGroup" xmlns:wpi="http://schemas.microsoft.com/office/word/2010/wordprocessingInk" xmlns:wne="http://schemas.microsoft.com/office/word/2006/wordml" xmlns:wps="http://schemas.microsoft.com/office/word/2010/wordprocessingShape" mc:Ignorable="w14 w15 w16se w16cid w16 w16cex w16sdtdh wp14">
   <w:body>
     <w:p>
       <w:pPr>
@@ -656,6 +656,7 @@
           <w:sz w:val="36"/>
           <w:szCs w:val="36"/>
         </w:rPr>
+        <w:lastRenderedPageBreak/>
         <w:t>中華民國114年5月28日</w:t>
       </w:r>
     </w:p>
@@ -1440,7 +1441,7 @@
             <w:noProof/>
             <w:webHidden/>
           </w:rPr>
-          <w:t>3</w:t>
+          <w:t>4</w:t>
         </w:r>
         <w:r>
           <w:rPr>
@@ -1521,7 +1522,7 @@
             <w:noProof/>
             <w:webHidden/>
           </w:rPr>
-          <w:t>3</w:t>
+          <w:t>4</w:t>
         </w:r>
         <w:r>
           <w:rPr>
@@ -1539,9 +1540,6 @@
     </w:p>
     <w:p>
       <w:pPr>
-        <w:rPr>
-          <w:rFonts w:hint="eastAsia"/>
-        </w:rPr>
         <w:sectPr>
           <w:pgSz w:w="11906" w:h="16838" w:code="9"/>
           <w:pgMar w:top="851" w:right="851" w:bottom="851" w:left="851" w:header="567" w:footer="567" w:gutter="0"/>
@@ -1553,9 +1551,6 @@
     </w:p>
     <w:p>
       <w:pPr>
-        <w:rPr>
-          <w:rFonts w:hint="eastAsia"/>
-        </w:rPr>
         <w:sectPr>
           <w:footerReference w:type="default" r:id="rId9"/>
           <w:type w:val="continuous"/>
@@ -1602,13 +1597,7 @@
         </w:rPr>
       </w:pPr>
     </w:p>
-    <w:p>
-      <w:pPr>
-        <w:rPr>
-          <w:rFonts w:hint="eastAsia"/>
-        </w:rPr>
-      </w:pPr>
-    </w:p>
+    <w:p/>
     <w:p>
       <w:pPr>
         <w:tabs>
@@ -1653,21 +1642,21 @@
         </w:tabs>
         <w:jc w:val="center"/>
         <w:rPr>
+          <w:rFonts w:ascii="標楷體" w:eastAsia="標楷體" w:hAnsi="標楷體"/>
+          <w:b/>
+          <w:bCs/>
+          <w:sz w:val="28"/>
+          <w:szCs w:val="28"/>
+        </w:rPr>
+      </w:pPr>
+      <w:r>
+        <w:rPr>
           <w:rFonts w:ascii="標楷體" w:eastAsia="標楷體" w:hAnsi="標楷體" w:hint="eastAsia"/>
           <w:b/>
           <w:bCs/>
           <w:sz w:val="28"/>
           <w:szCs w:val="28"/>
         </w:rPr>
-      </w:pPr>
-      <w:r>
-        <w:rPr>
-          <w:rFonts w:ascii="標楷體" w:eastAsia="標楷體" w:hAnsi="標楷體" w:hint="eastAsia"/>
-          <w:b/>
-          <w:bCs/>
-          <w:sz w:val="28"/>
-          <w:szCs w:val="28"/>
-        </w:rPr>
         <w:lastRenderedPageBreak/>
         <w:t>表目錄</w:t>
       </w:r>
@@ -1876,9 +1865,6 @@
     </w:p>
     <w:p>
       <w:pPr>
-        <w:rPr>
-          <w:rFonts w:hint="eastAsia"/>
-        </w:rPr>
         <w:sectPr>
           <w:pgSz w:w="11906" w:h="16838" w:code="9"/>
           <w:pgMar w:top="851" w:right="851" w:bottom="851" w:left="851" w:header="567" w:footer="567" w:gutter="0"/>
@@ -2123,7 +2109,7 @@
         <w:spacing w:after="0"/>
         <w:jc w:val="center"/>
         <w:rPr>
-          <w:rFonts w:ascii="標楷體" w:eastAsia="標楷體" w:hAnsi="標楷體" w:hint="eastAsia"/>
+          <w:rFonts w:ascii="標楷體" w:eastAsia="標楷體" w:hAnsi="標楷體"/>
           <w:sz w:val="28"/>
           <w:szCs w:val="28"/>
         </w:rPr>
@@ -2234,7 +2220,7 @@
               <w:snapToGrid w:val="0"/>
               <w:jc w:val="both"/>
               <w:rPr>
-                <w:rFonts w:ascii="Times New Roman" w:eastAsia="標楷體" w:hAnsi="Times New Roman" w:cs="Times New Roman" w:hint="eastAsia"/>
+                <w:rFonts w:ascii="Times New Roman" w:eastAsia="標楷體" w:hAnsi="Times New Roman" w:cs="Times New Roman"/>
                 <w:sz w:val="28"/>
                 <w:szCs w:val="28"/>
               </w:rPr>
@@ -2264,7 +2250,7 @@
               <w:snapToGrid w:val="0"/>
               <w:jc w:val="both"/>
               <w:rPr>
-                <w:rFonts w:ascii="Times New Roman" w:eastAsia="標楷體" w:hAnsi="Times New Roman" w:cs="Times New Roman" w:hint="eastAsia"/>
+                <w:rFonts w:ascii="Times New Roman" w:eastAsia="標楷體" w:hAnsi="Times New Roman" w:cs="Times New Roman"/>
                 <w:sz w:val="28"/>
                 <w:szCs w:val="28"/>
               </w:rPr>
@@ -2294,7 +2280,7 @@
               <w:snapToGrid w:val="0"/>
               <w:jc w:val="both"/>
               <w:rPr>
-                <w:rFonts w:ascii="Times New Roman" w:eastAsia="標楷體" w:hAnsi="Times New Roman" w:cs="Times New Roman" w:hint="eastAsia"/>
+                <w:rFonts w:ascii="Times New Roman" w:eastAsia="標楷體" w:hAnsi="Times New Roman" w:cs="Times New Roman"/>
                 <w:sz w:val="28"/>
                 <w:szCs w:val="28"/>
               </w:rPr>
@@ -2324,7 +2310,7 @@
               <w:snapToGrid w:val="0"/>
               <w:jc w:val="both"/>
               <w:rPr>
-                <w:rFonts w:ascii="Times New Roman" w:eastAsia="標楷體" w:hAnsi="Times New Roman" w:cs="Times New Roman" w:hint="eastAsia"/>
+                <w:rFonts w:ascii="Times New Roman" w:eastAsia="標楷體" w:hAnsi="Times New Roman" w:cs="Times New Roman"/>
                 <w:sz w:val="28"/>
                 <w:szCs w:val="28"/>
               </w:rPr>
@@ -2354,7 +2340,7 @@
               <w:snapToGrid w:val="0"/>
               <w:jc w:val="both"/>
               <w:rPr>
-                <w:rFonts w:ascii="Times New Roman" w:eastAsia="標楷體" w:hAnsi="Times New Roman" w:cs="Times New Roman" w:hint="eastAsia"/>
+                <w:rFonts w:ascii="Times New Roman" w:eastAsia="標楷體" w:hAnsi="Times New Roman" w:cs="Times New Roman"/>
                 <w:sz w:val="28"/>
                 <w:szCs w:val="28"/>
               </w:rPr>
@@ -2384,7 +2370,7 @@
               <w:snapToGrid w:val="0"/>
               <w:jc w:val="both"/>
               <w:rPr>
-                <w:rFonts w:ascii="Times New Roman" w:eastAsia="標楷體" w:hAnsi="Times New Roman" w:cs="Times New Roman" w:hint="eastAsia"/>
+                <w:rFonts w:ascii="Times New Roman" w:eastAsia="標楷體" w:hAnsi="Times New Roman" w:cs="Times New Roman"/>
                 <w:sz w:val="28"/>
                 <w:szCs w:val="28"/>
               </w:rPr>
@@ -2419,6 +2405,7 @@
                 <w:szCs w:val="28"/>
               </w:rPr>
             </w:pPr>
+            <w:proofErr w:type="spellStart"/>
             <w:r>
               <w:rPr>
                 <w:rFonts w:ascii="Times New Roman" w:eastAsia="標楷體" w:hAnsi="Times New Roman" w:cs="Times New Roman"/>
@@ -2427,6 +2414,7 @@
               </w:rPr>
               <w:t>pajo</w:t>
             </w:r>
+            <w:proofErr w:type="spellEnd"/>
           </w:p>
         </w:tc>
         <w:tc>
@@ -2442,7 +2430,7 @@
               <w:snapToGrid w:val="0"/>
               <w:jc w:val="both"/>
               <w:rPr>
-                <w:rFonts w:ascii="Times New Roman" w:eastAsia="標楷體" w:hAnsi="Times New Roman" w:cs="Times New Roman" w:hint="eastAsia"/>
+                <w:rFonts w:ascii="Times New Roman" w:eastAsia="標楷體" w:hAnsi="Times New Roman" w:cs="Times New Roman"/>
                 <w:sz w:val="28"/>
                 <w:szCs w:val="28"/>
               </w:rPr>
@@ -2462,7 +2450,7 @@
               <w:snapToGrid w:val="0"/>
               <w:jc w:val="both"/>
               <w:rPr>
-                <w:rFonts w:ascii="Times New Roman" w:eastAsia="標楷體" w:hAnsi="Times New Roman" w:cs="Times New Roman" w:hint="eastAsia"/>
+                <w:rFonts w:ascii="Times New Roman" w:eastAsia="標楷體" w:hAnsi="Times New Roman" w:cs="Times New Roman"/>
                 <w:sz w:val="28"/>
                 <w:szCs w:val="28"/>
               </w:rPr>
@@ -2482,7 +2470,7 @@
               <w:snapToGrid w:val="0"/>
               <w:jc w:val="both"/>
               <w:rPr>
-                <w:rFonts w:ascii="Times New Roman" w:eastAsia="標楷體" w:hAnsi="Times New Roman" w:cs="Times New Roman" w:hint="eastAsia"/>
+                <w:rFonts w:ascii="Times New Roman" w:eastAsia="標楷體" w:hAnsi="Times New Roman" w:cs="Times New Roman"/>
                 <w:sz w:val="28"/>
                 <w:szCs w:val="28"/>
               </w:rPr>
@@ -2510,7 +2498,7 @@
               <w:snapToGrid w:val="0"/>
               <w:jc w:val="both"/>
               <w:rPr>
-                <w:rFonts w:ascii="Times New Roman" w:eastAsia="標楷體" w:hAnsi="Times New Roman" w:cs="Times New Roman" w:hint="eastAsia"/>
+                <w:rFonts w:ascii="Times New Roman" w:eastAsia="標楷體" w:hAnsi="Times New Roman" w:cs="Times New Roman"/>
                 <w:sz w:val="28"/>
                 <w:szCs w:val="28"/>
               </w:rPr>
@@ -2538,7 +2526,7 @@
               <w:snapToGrid w:val="0"/>
               <w:jc w:val="both"/>
               <w:rPr>
-                <w:rFonts w:ascii="Times New Roman" w:eastAsia="標楷體" w:hAnsi="Times New Roman" w:cs="Times New Roman" w:hint="eastAsia"/>
+                <w:rFonts w:ascii="Times New Roman" w:eastAsia="標楷體" w:hAnsi="Times New Roman" w:cs="Times New Roman"/>
                 <w:sz w:val="28"/>
                 <w:szCs w:val="28"/>
               </w:rPr>
@@ -2569,7 +2557,7 @@
               <w:snapToGrid w:val="0"/>
               <w:jc w:val="both"/>
               <w:rPr>
-                <w:rFonts w:ascii="標楷體" w:eastAsia="標楷體" w:hAnsi="標楷體" w:hint="eastAsia"/>
+                <w:rFonts w:ascii="標楷體" w:eastAsia="標楷體" w:hAnsi="標楷體"/>
                 <w:sz w:val="28"/>
                 <w:szCs w:val="28"/>
               </w:rPr>
@@ -2598,7 +2586,7 @@
               <w:snapToGrid w:val="0"/>
               <w:jc w:val="both"/>
               <w:rPr>
-                <w:rFonts w:ascii="標楷體" w:eastAsia="標楷體" w:hAnsi="標楷體" w:hint="eastAsia"/>
+                <w:rFonts w:ascii="標楷體" w:eastAsia="標楷體" w:hAnsi="標楷體"/>
                 <w:sz w:val="28"/>
                 <w:szCs w:val="28"/>
               </w:rPr>
@@ -2627,7 +2615,7 @@
               <w:snapToGrid w:val="0"/>
               <w:jc w:val="both"/>
               <w:rPr>
-                <w:rFonts w:ascii="標楷體" w:eastAsia="標楷體" w:hAnsi="標楷體" w:hint="eastAsia"/>
+                <w:rFonts w:ascii="標楷體" w:eastAsia="標楷體" w:hAnsi="標楷體"/>
                 <w:sz w:val="28"/>
                 <w:szCs w:val="28"/>
               </w:rPr>
@@ -2656,7 +2644,7 @@
               <w:snapToGrid w:val="0"/>
               <w:jc w:val="both"/>
               <w:rPr>
-                <w:rFonts w:ascii="標楷體" w:eastAsia="標楷體" w:hAnsi="標楷體" w:hint="eastAsia"/>
+                <w:rFonts w:ascii="標楷體" w:eastAsia="標楷體" w:hAnsi="標楷體"/>
                 <w:sz w:val="28"/>
                 <w:szCs w:val="28"/>
               </w:rPr>
@@ -2685,7 +2673,7 @@
               <w:snapToGrid w:val="0"/>
               <w:jc w:val="both"/>
               <w:rPr>
-                <w:rFonts w:ascii="標楷體" w:eastAsia="標楷體" w:hAnsi="標楷體" w:hint="eastAsia"/>
+                <w:rFonts w:ascii="標楷體" w:eastAsia="標楷體" w:hAnsi="標楷體"/>
                 <w:sz w:val="28"/>
                 <w:szCs w:val="28"/>
               </w:rPr>
@@ -2706,7 +2694,7 @@
               <w:snapToGrid w:val="0"/>
               <w:jc w:val="both"/>
               <w:rPr>
-                <w:rFonts w:ascii="標楷體" w:eastAsia="標楷體" w:hAnsi="標楷體" w:hint="eastAsia"/>
+                <w:rFonts w:ascii="標楷體" w:eastAsia="標楷體" w:hAnsi="標楷體"/>
                 <w:sz w:val="28"/>
                 <w:szCs w:val="28"/>
               </w:rPr>
@@ -2729,7 +2717,7 @@
               <w:snapToGrid w:val="0"/>
               <w:jc w:val="both"/>
               <w:rPr>
-                <w:rFonts w:ascii="標楷體" w:eastAsia="標楷體" w:hAnsi="標楷體" w:hint="eastAsia"/>
+                <w:rFonts w:ascii="標楷體" w:eastAsia="標楷體" w:hAnsi="標楷體"/>
                 <w:sz w:val="28"/>
                 <w:szCs w:val="28"/>
               </w:rPr>
@@ -2758,7 +2746,7 @@
               <w:snapToGrid w:val="0"/>
               <w:jc w:val="both"/>
               <w:rPr>
-                <w:rFonts w:ascii="標楷體" w:eastAsia="標楷體" w:hAnsi="標楷體" w:hint="eastAsia"/>
+                <w:rFonts w:ascii="標楷體" w:eastAsia="標楷體" w:hAnsi="標楷體"/>
                 <w:sz w:val="28"/>
                 <w:szCs w:val="28"/>
               </w:rPr>
@@ -2779,7 +2767,7 @@
               <w:snapToGrid w:val="0"/>
               <w:jc w:val="both"/>
               <w:rPr>
-                <w:rFonts w:ascii="標楷體" w:eastAsia="標楷體" w:hAnsi="標楷體" w:hint="eastAsia"/>
+                <w:rFonts w:ascii="標楷體" w:eastAsia="標楷體" w:hAnsi="標楷體"/>
                 <w:sz w:val="28"/>
                 <w:szCs w:val="28"/>
               </w:rPr>
@@ -2800,7 +2788,7 @@
               <w:snapToGrid w:val="0"/>
               <w:jc w:val="both"/>
               <w:rPr>
-                <w:rFonts w:ascii="標楷體" w:eastAsia="標楷體" w:hAnsi="標楷體" w:hint="eastAsia"/>
+                <w:rFonts w:ascii="標楷體" w:eastAsia="標楷體" w:hAnsi="標楷體"/>
                 <w:sz w:val="28"/>
                 <w:szCs w:val="28"/>
               </w:rPr>
@@ -2829,7 +2817,7 @@
               <w:snapToGrid w:val="0"/>
               <w:jc w:val="both"/>
               <w:rPr>
-                <w:rFonts w:ascii="標楷體" w:eastAsia="標楷體" w:hAnsi="標楷體" w:hint="eastAsia"/>
+                <w:rFonts w:ascii="標楷體" w:eastAsia="標楷體" w:hAnsi="標楷體"/>
                 <w:sz w:val="28"/>
                 <w:szCs w:val="28"/>
               </w:rPr>
@@ -2850,7 +2838,7 @@
               <w:snapToGrid w:val="0"/>
               <w:jc w:val="both"/>
               <w:rPr>
-                <w:rFonts w:ascii="標楷體" w:eastAsia="標楷體" w:hAnsi="標楷體" w:hint="eastAsia"/>
+                <w:rFonts w:ascii="標楷體" w:eastAsia="標楷體" w:hAnsi="標楷體"/>
                 <w:sz w:val="28"/>
                 <w:szCs w:val="28"/>
               </w:rPr>
@@ -2873,7 +2861,7 @@
               <w:snapToGrid w:val="0"/>
               <w:jc w:val="both"/>
               <w:rPr>
-                <w:rFonts w:ascii="標楷體" w:eastAsia="標楷體" w:hAnsi="標楷體" w:hint="eastAsia"/>
+                <w:rFonts w:ascii="標楷體" w:eastAsia="標楷體" w:hAnsi="標楷體"/>
                 <w:sz w:val="28"/>
                 <w:szCs w:val="28"/>
               </w:rPr>
@@ -2884,6 +2872,7 @@
                 <w:sz w:val="28"/>
                 <w:szCs w:val="28"/>
               </w:rPr>
+              <w:lastRenderedPageBreak/>
               <w:t>J</w:t>
             </w:r>
             <w:r>
@@ -2910,7 +2899,7 @@
               <w:snapToGrid w:val="0"/>
               <w:jc w:val="both"/>
               <w:rPr>
-                <w:rFonts w:ascii="標楷體" w:eastAsia="標楷體" w:hAnsi="標楷體" w:hint="eastAsia"/>
+                <w:rFonts w:ascii="標楷體" w:eastAsia="標楷體" w:hAnsi="標楷體"/>
                 <w:sz w:val="28"/>
                 <w:szCs w:val="28"/>
               </w:rPr>
@@ -2939,7 +2928,7 @@
               <w:snapToGrid w:val="0"/>
               <w:jc w:val="both"/>
               <w:rPr>
-                <w:rFonts w:ascii="標楷體" w:eastAsia="標楷體" w:hAnsi="標楷體" w:hint="eastAsia"/>
+                <w:rFonts w:ascii="標楷體" w:eastAsia="標楷體" w:hAnsi="標楷體"/>
                 <w:sz w:val="28"/>
                 <w:szCs w:val="28"/>
               </w:rPr>
@@ -2968,7 +2957,7 @@
               <w:snapToGrid w:val="0"/>
               <w:jc w:val="both"/>
               <w:rPr>
-                <w:rFonts w:ascii="標楷體" w:eastAsia="標楷體" w:hAnsi="標楷體" w:hint="eastAsia"/>
+                <w:rFonts w:ascii="標楷體" w:eastAsia="標楷體" w:hAnsi="標楷體"/>
                 <w:sz w:val="28"/>
                 <w:szCs w:val="28"/>
               </w:rPr>
@@ -2997,7 +2986,7 @@
               <w:snapToGrid w:val="0"/>
               <w:jc w:val="both"/>
               <w:rPr>
-                <w:rFonts w:ascii="標楷體" w:eastAsia="標楷體" w:hAnsi="標楷體" w:hint="eastAsia"/>
+                <w:rFonts w:ascii="標楷體" w:eastAsia="標楷體" w:hAnsi="標楷體"/>
                 <w:sz w:val="28"/>
                 <w:szCs w:val="28"/>
               </w:rPr>
@@ -3018,7 +3007,7 @@
               <w:snapToGrid w:val="0"/>
               <w:jc w:val="both"/>
               <w:rPr>
-                <w:rFonts w:ascii="標楷體" w:eastAsia="標楷體" w:hAnsi="標楷體" w:hint="eastAsia"/>
+                <w:rFonts w:ascii="標楷體" w:eastAsia="標楷體" w:hAnsi="標楷體"/>
                 <w:sz w:val="28"/>
                 <w:szCs w:val="28"/>
               </w:rPr>
@@ -3041,7 +3030,7 @@
               <w:snapToGrid w:val="0"/>
               <w:jc w:val="both"/>
               <w:rPr>
-                <w:rFonts w:ascii="標楷體" w:eastAsia="標楷體" w:hAnsi="標楷體" w:hint="eastAsia"/>
+                <w:rFonts w:ascii="標楷體" w:eastAsia="標楷體" w:hAnsi="標楷體"/>
                 <w:sz w:val="28"/>
                 <w:szCs w:val="28"/>
               </w:rPr>
@@ -3070,7 +3059,7 @@
               <w:snapToGrid w:val="0"/>
               <w:jc w:val="both"/>
               <w:rPr>
-                <w:rFonts w:ascii="標楷體" w:eastAsia="標楷體" w:hAnsi="標楷體" w:hint="eastAsia"/>
+                <w:rFonts w:ascii="標楷體" w:eastAsia="標楷體" w:hAnsi="標楷體"/>
                 <w:sz w:val="28"/>
                 <w:szCs w:val="28"/>
               </w:rPr>
@@ -3099,7 +3088,7 @@
               <w:snapToGrid w:val="0"/>
               <w:jc w:val="both"/>
               <w:rPr>
-                <w:rFonts w:ascii="標楷體" w:eastAsia="標楷體" w:hAnsi="標楷體" w:hint="eastAsia"/>
+                <w:rFonts w:ascii="標楷體" w:eastAsia="標楷體" w:hAnsi="標楷體"/>
                 <w:sz w:val="28"/>
                 <w:szCs w:val="28"/>
               </w:rPr>
@@ -3120,7 +3109,7 @@
               <w:snapToGrid w:val="0"/>
               <w:jc w:val="both"/>
               <w:rPr>
-                <w:rFonts w:ascii="標楷體" w:eastAsia="標楷體" w:hAnsi="標楷體" w:hint="eastAsia"/>
+                <w:rFonts w:ascii="標楷體" w:eastAsia="標楷體" w:hAnsi="標楷體"/>
                 <w:sz w:val="28"/>
                 <w:szCs w:val="28"/>
               </w:rPr>
@@ -3149,7 +3138,7 @@
               <w:snapToGrid w:val="0"/>
               <w:jc w:val="both"/>
               <w:rPr>
-                <w:rFonts w:ascii="標楷體" w:eastAsia="標楷體" w:hAnsi="標楷體" w:hint="eastAsia"/>
+                <w:rFonts w:ascii="標楷體" w:eastAsia="標楷體" w:hAnsi="標楷體"/>
                 <w:sz w:val="28"/>
                 <w:szCs w:val="28"/>
               </w:rPr>
@@ -3170,7 +3159,7 @@
               <w:snapToGrid w:val="0"/>
               <w:jc w:val="both"/>
               <w:rPr>
-                <w:rFonts w:ascii="標楷體" w:eastAsia="標楷體" w:hAnsi="標楷體" w:hint="eastAsia"/>
+                <w:rFonts w:ascii="標楷體" w:eastAsia="標楷體" w:hAnsi="標楷體"/>
                 <w:sz w:val="28"/>
                 <w:szCs w:val="28"/>
               </w:rPr>
@@ -3194,7 +3183,7 @@
               <w:snapToGrid w:val="0"/>
               <w:jc w:val="both"/>
               <w:rPr>
-                <w:rFonts w:ascii="標楷體" w:eastAsia="標楷體" w:hAnsi="標楷體" w:hint="eastAsia"/>
+                <w:rFonts w:ascii="標楷體" w:eastAsia="標楷體" w:hAnsi="標楷體"/>
                 <w:sz w:val="28"/>
                 <w:szCs w:val="28"/>
               </w:rPr>
@@ -3225,7 +3214,7 @@
               <w:snapToGrid w:val="0"/>
               <w:jc w:val="both"/>
               <w:rPr>
-                <w:rFonts w:ascii="標楷體" w:eastAsia="標楷體" w:hAnsi="標楷體" w:hint="eastAsia"/>
+                <w:rFonts w:ascii="標楷體" w:eastAsia="標楷體" w:hAnsi="標楷體"/>
                 <w:sz w:val="28"/>
                 <w:szCs w:val="28"/>
               </w:rPr>
@@ -3255,7 +3244,7 @@
               <w:snapToGrid w:val="0"/>
               <w:jc w:val="both"/>
               <w:rPr>
-                <w:rFonts w:ascii="標楷體" w:eastAsia="標楷體" w:hAnsi="標楷體" w:hint="eastAsia"/>
+                <w:rFonts w:ascii="標楷體" w:eastAsia="標楷體" w:hAnsi="標楷體"/>
                 <w:sz w:val="28"/>
                 <w:szCs w:val="28"/>
               </w:rPr>
@@ -3285,7 +3274,7 @@
               <w:snapToGrid w:val="0"/>
               <w:jc w:val="both"/>
               <w:rPr>
-                <w:rFonts w:ascii="標楷體" w:eastAsia="標楷體" w:hAnsi="標楷體" w:hint="eastAsia"/>
+                <w:rFonts w:ascii="標楷體" w:eastAsia="標楷體" w:hAnsi="標楷體"/>
                 <w:sz w:val="28"/>
                 <w:szCs w:val="28"/>
               </w:rPr>
@@ -3315,7 +3304,7 @@
               <w:snapToGrid w:val="0"/>
               <w:jc w:val="both"/>
               <w:rPr>
-                <w:rFonts w:ascii="標楷體" w:eastAsia="標楷體" w:hAnsi="標楷體" w:hint="eastAsia"/>
+                <w:rFonts w:ascii="標楷體" w:eastAsia="標楷體" w:hAnsi="標楷體"/>
                 <w:sz w:val="28"/>
                 <w:szCs w:val="28"/>
               </w:rPr>
@@ -3345,7 +3334,7 @@
               <w:snapToGrid w:val="0"/>
               <w:jc w:val="both"/>
               <w:rPr>
-                <w:rFonts w:ascii="標楷體" w:eastAsia="標楷體" w:hAnsi="標楷體" w:hint="eastAsia"/>
+                <w:rFonts w:ascii="標楷體" w:eastAsia="標楷體" w:hAnsi="標楷體"/>
                 <w:sz w:val="28"/>
                 <w:szCs w:val="28"/>
               </w:rPr>
@@ -3408,7 +3397,7 @@
         <w:ind w:firstLineChars="200" w:firstLine="560"/>
         <w:jc w:val="both"/>
         <w:rPr>
-          <w:rFonts w:ascii="標楷體" w:eastAsia="標楷體" w:hAnsi="標楷體" w:hint="eastAsia"/>
+          <w:rFonts w:ascii="標楷體" w:eastAsia="標楷體" w:hAnsi="標楷體"/>
           <w:sz w:val="28"/>
           <w:szCs w:val="28"/>
         </w:rPr>
@@ -3435,7 +3424,6 @@
           <w:sz w:val="32"/>
           <w:szCs w:val="32"/>
         </w:rPr>
-        <w:lastRenderedPageBreak/>
         <w:t>1-3</w:t>
       </w:r>
       <w:r>
@@ -3536,7 +3524,7 @@
         <w:ind w:firstLineChars="200" w:firstLine="560"/>
         <w:jc w:val="both"/>
         <w:rPr>
-          <w:rFonts w:ascii="標楷體" w:eastAsia="標楷體" w:hAnsi="標楷體" w:hint="eastAsia"/>
+          <w:rFonts w:ascii="標楷體" w:eastAsia="標楷體" w:hAnsi="標楷體"/>
           <w:sz w:val="28"/>
           <w:szCs w:val="28"/>
         </w:rPr>
@@ -3612,7 +3600,7 @@
         <w:spacing w:after="0" w:line="240" w:lineRule="auto"/>
         <w:outlineLvl w:val="1"/>
         <w:rPr>
-          <w:rFonts w:ascii="標楷體" w:eastAsia="標楷體" w:hAnsi="標楷體" w:hint="eastAsia"/>
+          <w:rFonts w:ascii="標楷體" w:eastAsia="標楷體" w:hAnsi="標楷體"/>
           <w:b/>
           <w:bCs/>
           <w:sz w:val="32"/>
@@ -3676,7 +3664,7 @@
         <w:ind w:firstLineChars="200" w:firstLine="560"/>
         <w:jc w:val="both"/>
         <w:rPr>
-          <w:rFonts w:ascii="標楷體" w:eastAsia="標楷體" w:hAnsi="標楷體" w:hint="eastAsia"/>
+          <w:rFonts w:ascii="標楷體" w:eastAsia="標楷體" w:hAnsi="標楷體"/>
           <w:sz w:val="28"/>
           <w:szCs w:val="28"/>
         </w:rPr>
@@ -3755,7 +3743,7 @@
         <w:spacing w:after="0" w:line="240" w:lineRule="auto"/>
         <w:jc w:val="center"/>
         <w:rPr>
-          <w:rFonts w:ascii="標楷體" w:eastAsia="標楷體" w:hAnsi="標楷體" w:cs="Times New Roman" w:hint="eastAsia"/>
+          <w:rFonts w:ascii="標楷體" w:eastAsia="標楷體" w:hAnsi="標楷體" w:cs="Times New Roman"/>
           <w:sz w:val="28"/>
           <w:szCs w:val="28"/>
         </w:rPr>
@@ -4084,7 +4072,7 @@
           <w:p>
             <w:pPr>
               <w:rPr>
-                <w:rFonts w:ascii="標楷體" w:eastAsia="標楷體" w:hAnsi="標楷體" w:hint="eastAsia"/>
+                <w:rFonts w:ascii="標楷體" w:eastAsia="標楷體" w:hAnsi="標楷體"/>
               </w:rPr>
             </w:pPr>
             <w:r>
@@ -4441,6 +4429,7 @@
               <w:rPr>
                 <w:rFonts w:ascii="標楷體" w:eastAsia="標楷體" w:hAnsi="標楷體" w:hint="eastAsia"/>
               </w:rPr>
+              <w:lastRenderedPageBreak/>
               <w:t>•</w:t>
             </w:r>
             <w:r>
@@ -4471,6 +4460,7 @@
                 <w:b/>
                 <w:bCs/>
               </w:rPr>
+              <w:lastRenderedPageBreak/>
               <w:t>收益流</w:t>
             </w:r>
           </w:p>
@@ -4518,7 +4508,7 @@
         <w:ind w:firstLineChars="200" w:firstLine="560"/>
         <w:jc w:val="both"/>
         <w:rPr>
-          <w:rFonts w:ascii="標楷體" w:eastAsia="標楷體" w:hAnsi="標楷體" w:hint="eastAsia"/>
+          <w:rFonts w:ascii="標楷體" w:eastAsia="標楷體" w:hAnsi="標楷體"/>
           <w:sz w:val="28"/>
           <w:szCs w:val="28"/>
         </w:rPr>
@@ -4614,8 +4604,2104 @@
       </w:pPr>
     </w:p>
     <w:p>
-      <w:pPr>
-        <w:ind w:firstLine="480"/>
+      <w:r>
+        <w:rPr>
+          <w:rFonts w:hint="eastAsia"/>
+        </w:rPr>
+        <w:t>第五章</w:t>
+      </w:r>
+      <w:r>
+        <w:rPr>
+          <w:rFonts w:hint="eastAsia"/>
+        </w:rPr>
+        <w:t xml:space="preserve"> </w:t>
+      </w:r>
+      <w:r>
+        <w:rPr>
+          <w:rFonts w:hint="eastAsia"/>
+        </w:rPr>
+        <w:t>需求模型</w:t>
+      </w:r>
+    </w:p>
+    <w:p>
+      <w:r>
+        <w:rPr>
+          <w:rFonts w:hint="eastAsia"/>
+        </w:rPr>
+        <w:t>5</w:t>
+      </w:r>
+      <w:r>
+        <w:t xml:space="preserve">-1 </w:t>
+      </w:r>
+      <w:r>
+        <w:rPr>
+          <w:rFonts w:hint="eastAsia"/>
+        </w:rPr>
+        <w:t>使用者需求</w:t>
+      </w:r>
+    </w:p>
+    <w:tbl>
+      <w:tblPr>
+        <w:tblStyle w:val="af3"/>
+        <w:tblW w:w="0" w:type="auto"/>
+        <w:tblLook w:val="04A0" w:firstRow="1" w:lastRow="0" w:firstColumn="1" w:lastColumn="0" w:noHBand="0" w:noVBand="1"/>
+      </w:tblPr>
+      <w:tblGrid>
+        <w:gridCol w:w="2972"/>
+        <w:gridCol w:w="7222"/>
+      </w:tblGrid>
+      <w:tr>
+        <w:tc>
+          <w:tcPr>
+            <w:tcW w:w="2972" w:type="dxa"/>
+          </w:tcPr>
+          <w:p>
+            <w:pPr>
+              <w:jc w:val="center"/>
+            </w:pPr>
+            <w:r>
+              <w:t>Use Case</w:t>
+            </w:r>
+          </w:p>
+        </w:tc>
+        <w:tc>
+          <w:tcPr>
+            <w:tcW w:w="7222" w:type="dxa"/>
+          </w:tcPr>
+          <w:p>
+            <w:pPr>
+              <w:jc w:val="center"/>
+              <w:rPr>
+                <w:rFonts w:hint="eastAsia"/>
+              </w:rPr>
+            </w:pPr>
+            <w:r>
+              <w:rPr>
+                <w:rFonts w:hint="eastAsia"/>
+              </w:rPr>
+              <w:t>需求</w:t>
+            </w:r>
+          </w:p>
+        </w:tc>
+      </w:tr>
+      <w:tr>
+        <w:tc>
+          <w:tcPr>
+            <w:tcW w:w="2972" w:type="dxa"/>
+          </w:tcPr>
+          <w:p>
+            <w:pPr>
+              <w:rPr>
+                <w:rFonts w:hint="eastAsia"/>
+              </w:rPr>
+            </w:pPr>
+            <w:r>
+              <w:t>註冊與登入功能</w:t>
+            </w:r>
+          </w:p>
+        </w:tc>
+        <w:tc>
+          <w:tcPr>
+            <w:tcW w:w="7222" w:type="dxa"/>
+          </w:tcPr>
+          <w:p>
+            <w:pPr>
+              <w:rPr>
+                <w:rFonts w:hint="eastAsia"/>
+              </w:rPr>
+            </w:pPr>
+            <w:r>
+              <w:t>使用者可註冊帳號並透過</w:t>
+            </w:r>
+            <w:r>
+              <w:t xml:space="preserve"> Email </w:t>
+            </w:r>
+            <w:r>
+              <w:t>驗證完成註冊、登入。</w:t>
+            </w:r>
+          </w:p>
+        </w:tc>
+      </w:tr>
+      <w:tr>
+        <w:tc>
+          <w:tcPr>
+            <w:tcW w:w="2972" w:type="dxa"/>
+          </w:tcPr>
+          <w:p>
+            <w:pPr>
+              <w:rPr>
+                <w:rFonts w:hint="eastAsia"/>
+              </w:rPr>
+            </w:pPr>
+            <w:r>
+              <w:t>建立個人檔案與偏好設定</w:t>
+            </w:r>
+          </w:p>
+        </w:tc>
+        <w:tc>
+          <w:tcPr>
+            <w:tcW w:w="7222" w:type="dxa"/>
+          </w:tcPr>
+          <w:p>
+            <w:pPr>
+              <w:rPr>
+                <w:rFonts w:hint="eastAsia"/>
+              </w:rPr>
+            </w:pPr>
+            <w:r>
+              <w:t>使用者可填寫基本資料與選擇喜好運動項目、經常運動時間等作為配對依據。</w:t>
+            </w:r>
+          </w:p>
+        </w:tc>
+      </w:tr>
+      <w:tr>
+        <w:tc>
+          <w:tcPr>
+            <w:tcW w:w="2972" w:type="dxa"/>
+          </w:tcPr>
+          <w:p>
+            <w:pPr>
+              <w:rPr>
+                <w:rFonts w:hint="eastAsia"/>
+              </w:rPr>
+            </w:pPr>
+            <w:r>
+              <w:t>查看場館與地圖資訊</w:t>
+            </w:r>
+          </w:p>
+        </w:tc>
+        <w:tc>
+          <w:tcPr>
+            <w:tcW w:w="7222" w:type="dxa"/>
+          </w:tcPr>
+          <w:p>
+            <w:pPr>
+              <w:rPr>
+                <w:rFonts w:hint="eastAsia"/>
+              </w:rPr>
+            </w:pPr>
+            <w:r>
+              <w:t>使用者可透過整合</w:t>
+            </w:r>
+            <w:r>
+              <w:t xml:space="preserve"> Google </w:t>
+            </w:r>
+            <w:r>
+              <w:t>地圖查找附近運動場地，並顯示場地基本資訊。</w:t>
+            </w:r>
+          </w:p>
+        </w:tc>
+      </w:tr>
+      <w:tr>
+        <w:tc>
+          <w:tcPr>
+            <w:tcW w:w="2972" w:type="dxa"/>
+          </w:tcPr>
+          <w:p>
+            <w:pPr>
+              <w:rPr>
+                <w:rFonts w:hint="eastAsia"/>
+              </w:rPr>
+            </w:pPr>
+            <w:r>
+              <w:t>活動發起與報名參與</w:t>
+            </w:r>
+          </w:p>
+        </w:tc>
+        <w:tc>
+          <w:tcPr>
+            <w:tcW w:w="7222" w:type="dxa"/>
+          </w:tcPr>
+          <w:p>
+            <w:pPr>
+              <w:rPr>
+                <w:rFonts w:hint="eastAsia"/>
+              </w:rPr>
+            </w:pPr>
+            <w:r>
+              <w:t>使用者可主動建立運動活動，也可瀏覽與報名參與他人發起的活動。</w:t>
+            </w:r>
+          </w:p>
+        </w:tc>
+      </w:tr>
+      <w:tr>
+        <w:tc>
+          <w:tcPr>
+            <w:tcW w:w="2972" w:type="dxa"/>
+          </w:tcPr>
+          <w:p>
+            <w:pPr>
+              <w:rPr>
+                <w:rFonts w:hint="eastAsia"/>
+              </w:rPr>
+            </w:pPr>
+            <w:r>
+              <w:t>自動媒合夥伴與推播通知</w:t>
+            </w:r>
+          </w:p>
+        </w:tc>
+        <w:tc>
+          <w:tcPr>
+            <w:tcW w:w="7222" w:type="dxa"/>
+          </w:tcPr>
+          <w:p>
+            <w:pPr>
+              <w:rPr>
+                <w:rFonts w:hint="eastAsia"/>
+              </w:rPr>
+            </w:pPr>
+            <w:r>
+              <w:t>系統會依據偏好自動媒合潛在運動夥伴，並推播活動邀請給合適對象。</w:t>
+            </w:r>
+          </w:p>
+        </w:tc>
+      </w:tr>
+      <w:tr>
+        <w:tc>
+          <w:tcPr>
+            <w:tcW w:w="2972" w:type="dxa"/>
+          </w:tcPr>
+          <w:p>
+            <w:pPr>
+              <w:rPr>
+                <w:rFonts w:hint="eastAsia"/>
+              </w:rPr>
+            </w:pPr>
+            <w:r>
+              <w:t>夥伴與活動評價機制</w:t>
+            </w:r>
+          </w:p>
+        </w:tc>
+        <w:tc>
+          <w:tcPr>
+            <w:tcW w:w="7222" w:type="dxa"/>
+          </w:tcPr>
+          <w:p>
+            <w:pPr>
+              <w:rPr>
+                <w:rFonts w:hint="eastAsia"/>
+              </w:rPr>
+            </w:pPr>
+            <w:r>
+              <w:t>使用者可對活動品質與運動夥伴進行評價，作為平台信任機制之一。</w:t>
+            </w:r>
+          </w:p>
+        </w:tc>
+      </w:tr>
+    </w:tbl>
+    <w:p>
+      <w:r>
+        <w:t>5-2</w:t>
+      </w:r>
+      <w:r>
+        <w:rPr>
+          <w:rFonts w:hint="eastAsia"/>
+        </w:rPr>
+        <w:t xml:space="preserve"> </w:t>
+      </w:r>
+      <w:r>
+        <w:rPr>
+          <w:rFonts w:hint="eastAsia"/>
+        </w:rPr>
+        <w:t>使用個案圖</w:t>
+      </w:r>
+    </w:p>
+    <w:p/>
+    <w:p/>
+    <w:p/>
+    <w:p/>
+    <w:p>
+      <w:r>
+        <w:rPr>
+          <w:rFonts w:hint="eastAsia"/>
+        </w:rPr>
+        <w:lastRenderedPageBreak/>
+        <w:t>5</w:t>
+      </w:r>
+      <w:r>
+        <w:t xml:space="preserve">-3 </w:t>
+      </w:r>
+      <w:r>
+        <w:rPr>
+          <w:rFonts w:hint="eastAsia"/>
+        </w:rPr>
+        <w:t>使用者個案描述</w:t>
+      </w:r>
+    </w:p>
+    <w:p>
+      <w:pPr>
+        <w:jc w:val="center"/>
+      </w:pPr>
+      <w:r>
+        <w:t>註冊與登入</w:t>
+      </w:r>
+    </w:p>
+    <w:tbl>
+      <w:tblPr>
+        <w:tblStyle w:val="af3"/>
+        <w:tblW w:w="0" w:type="auto"/>
+        <w:tblLook w:val="04A0" w:firstRow="1" w:lastRow="0" w:firstColumn="1" w:lastColumn="0" w:noHBand="0" w:noVBand="1"/>
+      </w:tblPr>
+      <w:tblGrid>
+        <w:gridCol w:w="5097"/>
+        <w:gridCol w:w="5097"/>
+      </w:tblGrid>
+      <w:tr>
+        <w:tc>
+          <w:tcPr>
+            <w:tcW w:w="10194" w:type="dxa"/>
+            <w:gridSpan w:val="2"/>
+          </w:tcPr>
+          <w:p>
+            <w:pPr>
+              <w:rPr>
+                <w:rFonts w:hint="eastAsia"/>
+              </w:rPr>
+            </w:pPr>
+            <w:r>
+              <w:t>使用個案名稱</w:t>
+            </w:r>
+            <w:r>
+              <w:rPr>
+                <w:rFonts w:hint="eastAsia"/>
+              </w:rPr>
+              <w:t>：</w:t>
+            </w:r>
+            <w:r>
+              <w:t>註冊與登入</w:t>
+            </w:r>
+          </w:p>
+        </w:tc>
+      </w:tr>
+      <w:tr>
+        <w:tc>
+          <w:tcPr>
+            <w:tcW w:w="5097" w:type="dxa"/>
+          </w:tcPr>
+          <w:p>
+            <w:pPr>
+              <w:rPr>
+                <w:rFonts w:hint="eastAsia"/>
+              </w:rPr>
+            </w:pPr>
+            <w:r>
+              <w:t>行為者</w:t>
+            </w:r>
+          </w:p>
+        </w:tc>
+        <w:tc>
+          <w:tcPr>
+            <w:tcW w:w="5097" w:type="dxa"/>
+          </w:tcPr>
+          <w:p>
+            <w:pPr>
+              <w:rPr>
+                <w:rFonts w:hint="eastAsia"/>
+              </w:rPr>
+            </w:pPr>
+            <w:r>
+              <w:t>使用者</w:t>
+            </w:r>
+          </w:p>
+        </w:tc>
+      </w:tr>
+      <w:tr>
+        <w:tc>
+          <w:tcPr>
+            <w:tcW w:w="5097" w:type="dxa"/>
+          </w:tcPr>
+          <w:p>
+            <w:pPr>
+              <w:rPr>
+                <w:rFonts w:hint="eastAsia"/>
+              </w:rPr>
+            </w:pPr>
+            <w:r>
+              <w:t>前提</w:t>
+            </w:r>
+          </w:p>
+        </w:tc>
+        <w:tc>
+          <w:tcPr>
+            <w:tcW w:w="5097" w:type="dxa"/>
+          </w:tcPr>
+          <w:p>
+            <w:pPr>
+              <w:rPr>
+                <w:rFonts w:hint="eastAsia"/>
+              </w:rPr>
+            </w:pPr>
+            <w:r>
+              <w:t>使用者尚未擁有帳號或尚未登入系統。</w:t>
+            </w:r>
+          </w:p>
+        </w:tc>
+      </w:tr>
+      <w:tr>
+        <w:tc>
+          <w:tcPr>
+            <w:tcW w:w="5097" w:type="dxa"/>
+          </w:tcPr>
+          <w:p>
+            <w:pPr>
+              <w:rPr>
+                <w:rFonts w:hint="eastAsia"/>
+              </w:rPr>
+            </w:pPr>
+            <w:r>
+              <w:t>結束狀態</w:t>
+            </w:r>
+          </w:p>
+        </w:tc>
+        <w:tc>
+          <w:tcPr>
+            <w:tcW w:w="5097" w:type="dxa"/>
+          </w:tcPr>
+          <w:p>
+            <w:pPr>
+              <w:rPr>
+                <w:rFonts w:hint="eastAsia"/>
+              </w:rPr>
+            </w:pPr>
+            <w:r>
+              <w:t>使用者成功註冊帳號並完成登入，進入平台主畫面。</w:t>
+            </w:r>
+          </w:p>
+        </w:tc>
+      </w:tr>
+      <w:tr>
+        <w:tc>
+          <w:tcPr>
+            <w:tcW w:w="10194" w:type="dxa"/>
+            <w:gridSpan w:val="2"/>
+          </w:tcPr>
+          <w:p>
+            <w:pPr>
+              <w:rPr>
+                <w:rFonts w:hint="eastAsia"/>
+              </w:rPr>
+            </w:pPr>
+            <w:r>
+              <w:rPr>
+                <w:rFonts w:hint="eastAsia"/>
+              </w:rPr>
+              <w:t>事件路徑：</w:t>
+            </w:r>
+          </w:p>
+        </w:tc>
+      </w:tr>
+      <w:tr>
+        <w:tc>
+          <w:tcPr>
+            <w:tcW w:w="5097" w:type="dxa"/>
+          </w:tcPr>
+          <w:p>
+            <w:pPr>
+              <w:rPr>
+                <w:rFonts w:hint="eastAsia"/>
+              </w:rPr>
+            </w:pPr>
+            <w:r>
+              <w:rPr>
+                <w:rFonts w:hint="eastAsia"/>
+              </w:rPr>
+              <w:t>A</w:t>
+            </w:r>
+            <w:r>
+              <w:t xml:space="preserve">ctor </w:t>
+            </w:r>
+            <w:r>
+              <w:rPr>
+                <w:rFonts w:hint="eastAsia"/>
+              </w:rPr>
+              <w:t>動作</w:t>
+            </w:r>
+          </w:p>
+        </w:tc>
+        <w:tc>
+          <w:tcPr>
+            <w:tcW w:w="5097" w:type="dxa"/>
+          </w:tcPr>
+          <w:p>
+            <w:pPr>
+              <w:rPr>
+                <w:rFonts w:hint="eastAsia"/>
+              </w:rPr>
+            </w:pPr>
+            <w:r>
+              <w:rPr>
+                <w:rFonts w:hint="eastAsia"/>
+              </w:rPr>
+              <w:t>系統回應</w:t>
+            </w:r>
+          </w:p>
+        </w:tc>
+      </w:tr>
+      <w:tr>
+        <w:tc>
+          <w:tcPr>
+            <w:tcW w:w="5097" w:type="dxa"/>
+          </w:tcPr>
+          <w:p>
+            <w:pPr>
+              <w:rPr>
+                <w:rFonts w:hint="eastAsia"/>
+              </w:rPr>
+            </w:pPr>
+            <w:r>
+              <w:t>輸入</w:t>
+            </w:r>
+            <w:r>
+              <w:t xml:space="preserve"> Email </w:t>
+            </w:r>
+            <w:r>
+              <w:t>與密碼</w:t>
+            </w:r>
+          </w:p>
+        </w:tc>
+        <w:tc>
+          <w:tcPr>
+            <w:tcW w:w="5097" w:type="dxa"/>
+          </w:tcPr>
+          <w:p>
+            <w:pPr>
+              <w:rPr>
+                <w:rFonts w:hint="eastAsia"/>
+              </w:rPr>
+            </w:pPr>
+            <w:r>
+              <w:t>檢查欄位格式是否正確</w:t>
+            </w:r>
+          </w:p>
+        </w:tc>
+      </w:tr>
+      <w:tr>
+        <w:tc>
+          <w:tcPr>
+            <w:tcW w:w="5097" w:type="dxa"/>
+          </w:tcPr>
+          <w:p>
+            <w:pPr>
+              <w:rPr>
+                <w:rFonts w:hint="eastAsia"/>
+              </w:rPr>
+            </w:pPr>
+            <w:r>
+              <w:t>點選「註冊」按鈕</w:t>
+            </w:r>
+          </w:p>
+        </w:tc>
+        <w:tc>
+          <w:tcPr>
+            <w:tcW w:w="5097" w:type="dxa"/>
+          </w:tcPr>
+          <w:p>
+            <w:pPr>
+              <w:rPr>
+                <w:rFonts w:hint="eastAsia"/>
+              </w:rPr>
+            </w:pPr>
+            <w:r>
+              <w:t>寄送驗證信至使用者</w:t>
+            </w:r>
+            <w:r>
+              <w:t xml:space="preserve"> Email</w:t>
+            </w:r>
+          </w:p>
+        </w:tc>
+      </w:tr>
+    </w:tbl>
+    <w:p>
+      <w:pPr>
+        <w:jc w:val="center"/>
+      </w:pPr>
+      <w:r>
+        <w:t>建立個人檔案與偏好設定</w:t>
+      </w:r>
+    </w:p>
+    <w:tbl>
+      <w:tblPr>
+        <w:tblStyle w:val="af3"/>
+        <w:tblW w:w="0" w:type="auto"/>
+        <w:tblLook w:val="04A0" w:firstRow="1" w:lastRow="0" w:firstColumn="1" w:lastColumn="0" w:noHBand="0" w:noVBand="1"/>
+      </w:tblPr>
+      <w:tblGrid>
+        <w:gridCol w:w="5097"/>
+        <w:gridCol w:w="5097"/>
+      </w:tblGrid>
+      <w:tr>
+        <w:tc>
+          <w:tcPr>
+            <w:tcW w:w="10194" w:type="dxa"/>
+            <w:gridSpan w:val="2"/>
+          </w:tcPr>
+          <w:p>
+            <w:pPr>
+              <w:rPr>
+                <w:rFonts w:hint="eastAsia"/>
+              </w:rPr>
+            </w:pPr>
+            <w:r>
+              <w:t>使用個案名稱</w:t>
+            </w:r>
+            <w:r>
+              <w:rPr>
+                <w:rFonts w:hint="eastAsia"/>
+              </w:rPr>
+              <w:t>：</w:t>
+            </w:r>
+            <w:r>
+              <w:t>建立個人檔案與偏好設定</w:t>
+            </w:r>
+          </w:p>
+        </w:tc>
+      </w:tr>
+      <w:tr>
+        <w:tc>
+          <w:tcPr>
+            <w:tcW w:w="5097" w:type="dxa"/>
+          </w:tcPr>
+          <w:p>
+            <w:pPr>
+              <w:rPr>
+                <w:rFonts w:hint="eastAsia"/>
+              </w:rPr>
+            </w:pPr>
+            <w:r>
+              <w:t>行為者</w:t>
+            </w:r>
+          </w:p>
+        </w:tc>
+        <w:tc>
+          <w:tcPr>
+            <w:tcW w:w="5097" w:type="dxa"/>
+          </w:tcPr>
+          <w:p>
+            <w:pPr>
+              <w:rPr>
+                <w:rFonts w:hint="eastAsia"/>
+              </w:rPr>
+            </w:pPr>
+            <w:r>
+              <w:t>使用者</w:t>
+            </w:r>
+          </w:p>
+        </w:tc>
+      </w:tr>
+      <w:tr>
+        <w:tc>
+          <w:tcPr>
+            <w:tcW w:w="5097" w:type="dxa"/>
+          </w:tcPr>
+          <w:p>
+            <w:pPr>
+              <w:rPr>
+                <w:rFonts w:hint="eastAsia"/>
+              </w:rPr>
+            </w:pPr>
+            <w:r>
+              <w:t>前提</w:t>
+            </w:r>
+          </w:p>
+        </w:tc>
+        <w:tc>
+          <w:tcPr>
+            <w:tcW w:w="5097" w:type="dxa"/>
+          </w:tcPr>
+          <w:p>
+            <w:pPr>
+              <w:rPr>
+                <w:rFonts w:hint="eastAsia"/>
+              </w:rPr>
+            </w:pPr>
+            <w:r>
+              <w:t>使用者已成功註冊並登入平台。</w:t>
+            </w:r>
+          </w:p>
+        </w:tc>
+      </w:tr>
+      <w:tr>
+        <w:tc>
+          <w:tcPr>
+            <w:tcW w:w="5097" w:type="dxa"/>
+          </w:tcPr>
+          <w:p>
+            <w:pPr>
+              <w:rPr>
+                <w:rFonts w:hint="eastAsia"/>
+              </w:rPr>
+            </w:pPr>
+            <w:r>
+              <w:t>結束狀態</w:t>
+            </w:r>
+          </w:p>
+        </w:tc>
+        <w:tc>
+          <w:tcPr>
+            <w:tcW w:w="5097" w:type="dxa"/>
+          </w:tcPr>
+          <w:p>
+            <w:pPr>
+              <w:rPr>
+                <w:rFonts w:hint="eastAsia"/>
+              </w:rPr>
+            </w:pPr>
+            <w:r>
+              <w:t>使用者成功儲存個人資料與運動偏好，作為媒合依據。</w:t>
+            </w:r>
+          </w:p>
+        </w:tc>
+      </w:tr>
+      <w:tr>
+        <w:tc>
+          <w:tcPr>
+            <w:tcW w:w="10194" w:type="dxa"/>
+            <w:gridSpan w:val="2"/>
+          </w:tcPr>
+          <w:p>
+            <w:pPr>
+              <w:rPr>
+                <w:rFonts w:hint="eastAsia"/>
+              </w:rPr>
+            </w:pPr>
+            <w:r>
+              <w:rPr>
+                <w:rFonts w:hint="eastAsia"/>
+              </w:rPr>
+              <w:t>事件路徑：</w:t>
+            </w:r>
+          </w:p>
+        </w:tc>
+      </w:tr>
+      <w:tr>
+        <w:tc>
+          <w:tcPr>
+            <w:tcW w:w="5097" w:type="dxa"/>
+          </w:tcPr>
+          <w:p>
+            <w:pPr>
+              <w:rPr>
+                <w:rFonts w:hint="eastAsia"/>
+              </w:rPr>
+            </w:pPr>
+            <w:r>
+              <w:rPr>
+                <w:rFonts w:hint="eastAsia"/>
+              </w:rPr>
+              <w:t>A</w:t>
+            </w:r>
+            <w:r>
+              <w:t xml:space="preserve">ctor </w:t>
+            </w:r>
+            <w:r>
+              <w:rPr>
+                <w:rFonts w:hint="eastAsia"/>
+              </w:rPr>
+              <w:t>動作</w:t>
+            </w:r>
+          </w:p>
+        </w:tc>
+        <w:tc>
+          <w:tcPr>
+            <w:tcW w:w="5097" w:type="dxa"/>
+          </w:tcPr>
+          <w:p>
+            <w:pPr>
+              <w:rPr>
+                <w:rFonts w:hint="eastAsia"/>
+              </w:rPr>
+            </w:pPr>
+            <w:r>
+              <w:rPr>
+                <w:rFonts w:hint="eastAsia"/>
+              </w:rPr>
+              <w:t>系統回應</w:t>
+            </w:r>
+          </w:p>
+        </w:tc>
+      </w:tr>
+      <w:tr>
+        <w:tc>
+          <w:tcPr>
+            <w:tcW w:w="5097" w:type="dxa"/>
+          </w:tcPr>
+          <w:p>
+            <w:pPr>
+              <w:rPr>
+                <w:rFonts w:hint="eastAsia"/>
+              </w:rPr>
+            </w:pPr>
+            <w:r>
+              <w:t>輸入基本資料（暱稱、性別、生日、地區等）</w:t>
+            </w:r>
+          </w:p>
+        </w:tc>
+        <w:tc>
+          <w:tcPr>
+            <w:tcW w:w="5097" w:type="dxa"/>
+          </w:tcPr>
+          <w:p>
+            <w:pPr>
+              <w:rPr>
+                <w:rFonts w:hint="eastAsia"/>
+              </w:rPr>
+            </w:pPr>
+            <w:r>
+              <w:t>即時驗證格式正確性</w:t>
+            </w:r>
+          </w:p>
+        </w:tc>
+      </w:tr>
+      <w:tr>
+        <w:tc>
+          <w:tcPr>
+            <w:tcW w:w="5097" w:type="dxa"/>
+          </w:tcPr>
+          <w:p>
+            <w:pPr>
+              <w:rPr>
+                <w:rFonts w:hint="eastAsia"/>
+              </w:rPr>
+            </w:pPr>
+            <w:r>
+              <w:t>選擇偏好運動項目（可複選）</w:t>
+            </w:r>
+          </w:p>
+        </w:tc>
+        <w:tc>
+          <w:tcPr>
+            <w:tcW w:w="5097" w:type="dxa"/>
+          </w:tcPr>
+          <w:p>
+            <w:pPr>
+              <w:rPr>
+                <w:rFonts w:hint="eastAsia"/>
+              </w:rPr>
+            </w:pPr>
+            <w:r>
+              <w:t>顯示運動類別圖示選單，支援多選</w:t>
+            </w:r>
+          </w:p>
+        </w:tc>
+      </w:tr>
+      <w:tr>
+        <w:tc>
+          <w:tcPr>
+            <w:tcW w:w="5097" w:type="dxa"/>
+          </w:tcPr>
+          <w:p>
+            <w:r>
+              <w:t>選擇常運動的時間時段</w:t>
+            </w:r>
+          </w:p>
+        </w:tc>
+        <w:tc>
+          <w:tcPr>
+            <w:tcW w:w="5097" w:type="dxa"/>
+          </w:tcPr>
+          <w:p>
+            <w:r>
+              <w:t>顯示選項（早上、下午、晚上、彈性）供勾選</w:t>
+            </w:r>
+          </w:p>
+        </w:tc>
+      </w:tr>
+    </w:tbl>
+    <w:p>
+      <w:pPr>
+        <w:jc w:val="center"/>
+      </w:pPr>
+      <w:r>
+        <w:t>查看場館與地圖資訊</w:t>
+      </w:r>
+    </w:p>
+    <w:tbl>
+      <w:tblPr>
+        <w:tblStyle w:val="af3"/>
+        <w:tblW w:w="0" w:type="auto"/>
+        <w:tblLook w:val="04A0" w:firstRow="1" w:lastRow="0" w:firstColumn="1" w:lastColumn="0" w:noHBand="0" w:noVBand="1"/>
+      </w:tblPr>
+      <w:tblGrid>
+        <w:gridCol w:w="5097"/>
+        <w:gridCol w:w="5097"/>
+      </w:tblGrid>
+      <w:tr>
+        <w:tc>
+          <w:tcPr>
+            <w:tcW w:w="10194" w:type="dxa"/>
+            <w:gridSpan w:val="2"/>
+          </w:tcPr>
+          <w:p>
+            <w:pPr>
+              <w:rPr>
+                <w:rFonts w:hint="eastAsia"/>
+              </w:rPr>
+            </w:pPr>
+            <w:r>
+              <w:t>使用個案名稱</w:t>
+            </w:r>
+            <w:r>
+              <w:rPr>
+                <w:rFonts w:hint="eastAsia"/>
+              </w:rPr>
+              <w:t>：</w:t>
+            </w:r>
+            <w:r>
+              <w:t>查看場館與地圖資訊</w:t>
+            </w:r>
+          </w:p>
+        </w:tc>
+      </w:tr>
+      <w:tr>
+        <w:tc>
+          <w:tcPr>
+            <w:tcW w:w="5097" w:type="dxa"/>
+          </w:tcPr>
+          <w:p>
+            <w:pPr>
+              <w:rPr>
+                <w:rFonts w:hint="eastAsia"/>
+              </w:rPr>
+            </w:pPr>
+            <w:r>
+              <w:t>行為者</w:t>
+            </w:r>
+          </w:p>
+        </w:tc>
+        <w:tc>
+          <w:tcPr>
+            <w:tcW w:w="5097" w:type="dxa"/>
+          </w:tcPr>
+          <w:p>
+            <w:pPr>
+              <w:rPr>
+                <w:rFonts w:hint="eastAsia"/>
+              </w:rPr>
+            </w:pPr>
+            <w:r>
+              <w:t>使用者</w:t>
+            </w:r>
+          </w:p>
+        </w:tc>
+      </w:tr>
+      <w:tr>
+        <w:tc>
+          <w:tcPr>
+            <w:tcW w:w="5097" w:type="dxa"/>
+          </w:tcPr>
+          <w:p>
+            <w:pPr>
+              <w:rPr>
+                <w:rFonts w:hint="eastAsia"/>
+              </w:rPr>
+            </w:pPr>
+            <w:r>
+              <w:t>前提</w:t>
+            </w:r>
+          </w:p>
+        </w:tc>
+        <w:tc>
+          <w:tcPr>
+            <w:tcW w:w="5097" w:type="dxa"/>
+          </w:tcPr>
+          <w:p>
+            <w:pPr>
+              <w:rPr>
+                <w:rFonts w:hint="eastAsia"/>
+              </w:rPr>
+            </w:pPr>
+            <w:r>
+              <w:t>使用者已登入系統並進入主頁或地圖頁。</w:t>
+            </w:r>
+          </w:p>
+        </w:tc>
+      </w:tr>
+      <w:tr>
+        <w:tc>
+          <w:tcPr>
+            <w:tcW w:w="5097" w:type="dxa"/>
+          </w:tcPr>
+          <w:p>
+            <w:pPr>
+              <w:rPr>
+                <w:rFonts w:hint="eastAsia"/>
+              </w:rPr>
+            </w:pPr>
+            <w:r>
+              <w:t>結束狀態</w:t>
+            </w:r>
+          </w:p>
+        </w:tc>
+        <w:tc>
+          <w:tcPr>
+            <w:tcW w:w="5097" w:type="dxa"/>
+          </w:tcPr>
+          <w:p>
+            <w:pPr>
+              <w:rPr>
+                <w:rFonts w:hint="eastAsia"/>
+              </w:rPr>
+            </w:pPr>
+            <w:r>
+              <w:t>使用者查詢到所需的運動場館資訊並可作進一步操作（如報名、揪團等）。</w:t>
+            </w:r>
+          </w:p>
+        </w:tc>
+      </w:tr>
+      <w:tr>
+        <w:tc>
+          <w:tcPr>
+            <w:tcW w:w="10194" w:type="dxa"/>
+            <w:gridSpan w:val="2"/>
+          </w:tcPr>
+          <w:p>
+            <w:pPr>
+              <w:rPr>
+                <w:rFonts w:hint="eastAsia"/>
+              </w:rPr>
+            </w:pPr>
+            <w:r>
+              <w:rPr>
+                <w:rFonts w:hint="eastAsia"/>
+              </w:rPr>
+              <w:t>事件路徑：</w:t>
+            </w:r>
+          </w:p>
+        </w:tc>
+      </w:tr>
+      <w:tr>
+        <w:tc>
+          <w:tcPr>
+            <w:tcW w:w="5097" w:type="dxa"/>
+          </w:tcPr>
+          <w:p>
+            <w:pPr>
+              <w:rPr>
+                <w:rFonts w:hint="eastAsia"/>
+              </w:rPr>
+            </w:pPr>
+            <w:r>
+              <w:rPr>
+                <w:rFonts w:hint="eastAsia"/>
+              </w:rPr>
+              <w:t>A</w:t>
+            </w:r>
+            <w:r>
+              <w:t xml:space="preserve">ctor </w:t>
+            </w:r>
+            <w:r>
+              <w:rPr>
+                <w:rFonts w:hint="eastAsia"/>
+              </w:rPr>
+              <w:t>動作</w:t>
+            </w:r>
+          </w:p>
+        </w:tc>
+        <w:tc>
+          <w:tcPr>
+            <w:tcW w:w="5097" w:type="dxa"/>
+          </w:tcPr>
+          <w:p>
+            <w:pPr>
+              <w:rPr>
+                <w:rFonts w:hint="eastAsia"/>
+              </w:rPr>
+            </w:pPr>
+            <w:r>
+              <w:rPr>
+                <w:rFonts w:hint="eastAsia"/>
+              </w:rPr>
+              <w:t>系統回應</w:t>
+            </w:r>
+          </w:p>
+        </w:tc>
+      </w:tr>
+      <w:tr>
+        <w:tc>
+          <w:tcPr>
+            <w:tcW w:w="5097" w:type="dxa"/>
+          </w:tcPr>
+          <w:p>
+            <w:pPr>
+              <w:rPr>
+                <w:rFonts w:hint="eastAsia"/>
+              </w:rPr>
+            </w:pPr>
+            <w:r>
+              <w:t>點選「場館地圖」或「找場地」</w:t>
+            </w:r>
+          </w:p>
+        </w:tc>
+        <w:tc>
+          <w:tcPr>
+            <w:tcW w:w="5097" w:type="dxa"/>
+          </w:tcPr>
+          <w:p>
+            <w:pPr>
+              <w:rPr>
+                <w:rFonts w:hint="eastAsia"/>
+              </w:rPr>
+            </w:pPr>
+            <w:r>
+              <w:t>顯示整合</w:t>
+            </w:r>
+            <w:r>
+              <w:t xml:space="preserve"> Google </w:t>
+            </w:r>
+            <w:r>
+              <w:t>地圖的場地頁面</w:t>
+            </w:r>
+          </w:p>
+        </w:tc>
+      </w:tr>
+      <w:tr>
+        <w:tc>
+          <w:tcPr>
+            <w:tcW w:w="5097" w:type="dxa"/>
+          </w:tcPr>
+          <w:p>
+            <w:pPr>
+              <w:rPr>
+                <w:rFonts w:hint="eastAsia"/>
+              </w:rPr>
+            </w:pPr>
+            <w:r>
+              <w:t>點選任一場館圖示</w:t>
+            </w:r>
+          </w:p>
+        </w:tc>
+        <w:tc>
+          <w:tcPr>
+            <w:tcW w:w="5097" w:type="dxa"/>
+          </w:tcPr>
+          <w:p>
+            <w:pPr>
+              <w:rPr>
+                <w:rFonts w:hint="eastAsia"/>
+              </w:rPr>
+            </w:pPr>
+            <w:r>
+              <w:t>彈出場館詳細資訊卡片（如場地名稱、地址、開放時段）</w:t>
+            </w:r>
+          </w:p>
+        </w:tc>
+      </w:tr>
+    </w:tbl>
+    <w:p>
+      <w:pPr>
+        <w:jc w:val="center"/>
+      </w:pPr>
+      <w:r>
+        <w:t>活動發起與報名參與</w:t>
+      </w:r>
+    </w:p>
+    <w:tbl>
+      <w:tblPr>
+        <w:tblStyle w:val="af3"/>
+        <w:tblW w:w="0" w:type="auto"/>
+        <w:tblLook w:val="04A0" w:firstRow="1" w:lastRow="0" w:firstColumn="1" w:lastColumn="0" w:noHBand="0" w:noVBand="1"/>
+      </w:tblPr>
+      <w:tblGrid>
+        <w:gridCol w:w="5097"/>
+        <w:gridCol w:w="5097"/>
+      </w:tblGrid>
+      <w:tr>
+        <w:tc>
+          <w:tcPr>
+            <w:tcW w:w="10194" w:type="dxa"/>
+            <w:gridSpan w:val="2"/>
+          </w:tcPr>
+          <w:p>
+            <w:pPr>
+              <w:rPr>
+                <w:rFonts w:hint="eastAsia"/>
+              </w:rPr>
+            </w:pPr>
+            <w:r>
+              <w:t>使用個案名稱</w:t>
+            </w:r>
+            <w:r>
+              <w:rPr>
+                <w:rFonts w:hint="eastAsia"/>
+              </w:rPr>
+              <w:t>：</w:t>
+            </w:r>
+            <w:r>
+              <w:t>活動發起與報名參與</w:t>
+            </w:r>
+          </w:p>
+        </w:tc>
+      </w:tr>
+      <w:tr>
+        <w:tc>
+          <w:tcPr>
+            <w:tcW w:w="5097" w:type="dxa"/>
+          </w:tcPr>
+          <w:p>
+            <w:pPr>
+              <w:rPr>
+                <w:rFonts w:hint="eastAsia"/>
+              </w:rPr>
+            </w:pPr>
+            <w:r>
+              <w:t>行為者</w:t>
+            </w:r>
+          </w:p>
+        </w:tc>
+        <w:tc>
+          <w:tcPr>
+            <w:tcW w:w="5097" w:type="dxa"/>
+          </w:tcPr>
+          <w:p>
+            <w:pPr>
+              <w:rPr>
+                <w:rFonts w:hint="eastAsia"/>
+              </w:rPr>
+            </w:pPr>
+            <w:r>
+              <w:t>使用者</w:t>
+            </w:r>
+          </w:p>
+        </w:tc>
+      </w:tr>
+      <w:tr>
+        <w:tc>
+          <w:tcPr>
+            <w:tcW w:w="5097" w:type="dxa"/>
+          </w:tcPr>
+          <w:p>
+            <w:pPr>
+              <w:rPr>
+                <w:rFonts w:hint="eastAsia"/>
+              </w:rPr>
+            </w:pPr>
+            <w:r>
+              <w:lastRenderedPageBreak/>
+              <w:t>前提</w:t>
+            </w:r>
+          </w:p>
+        </w:tc>
+        <w:tc>
+          <w:tcPr>
+            <w:tcW w:w="5097" w:type="dxa"/>
+          </w:tcPr>
+          <w:p>
+            <w:pPr>
+              <w:rPr>
+                <w:rFonts w:hint="eastAsia"/>
+              </w:rPr>
+            </w:pPr>
+            <w:r>
+              <w:t>使用者已登入系統並完成基本資料與偏好設定。</w:t>
+            </w:r>
+          </w:p>
+        </w:tc>
+      </w:tr>
+      <w:tr>
+        <w:tc>
+          <w:tcPr>
+            <w:tcW w:w="5097" w:type="dxa"/>
+          </w:tcPr>
+          <w:p>
+            <w:pPr>
+              <w:rPr>
+                <w:rFonts w:hint="eastAsia"/>
+              </w:rPr>
+            </w:pPr>
+            <w:r>
+              <w:t>結束狀態</w:t>
+            </w:r>
+          </w:p>
+        </w:tc>
+        <w:tc>
+          <w:tcPr>
+            <w:tcW w:w="5097" w:type="dxa"/>
+          </w:tcPr>
+          <w:p>
+            <w:pPr>
+              <w:rPr>
+                <w:rFonts w:hint="eastAsia"/>
+              </w:rPr>
+            </w:pPr>
+            <w:r>
+              <w:t>使用者成功建立活動或完成活動報名，活動資訊更新於平台中。</w:t>
+            </w:r>
+          </w:p>
+        </w:tc>
+      </w:tr>
+      <w:tr>
+        <w:tc>
+          <w:tcPr>
+            <w:tcW w:w="10194" w:type="dxa"/>
+            <w:gridSpan w:val="2"/>
+          </w:tcPr>
+          <w:p>
+            <w:pPr>
+              <w:rPr>
+                <w:rFonts w:hint="eastAsia"/>
+              </w:rPr>
+            </w:pPr>
+            <w:r>
+              <w:rPr>
+                <w:rFonts w:hint="eastAsia"/>
+              </w:rPr>
+              <w:t>事件路徑：</w:t>
+            </w:r>
+          </w:p>
+        </w:tc>
+      </w:tr>
+      <w:tr>
+        <w:tc>
+          <w:tcPr>
+            <w:tcW w:w="5097" w:type="dxa"/>
+          </w:tcPr>
+          <w:p>
+            <w:pPr>
+              <w:rPr>
+                <w:rFonts w:hint="eastAsia"/>
+              </w:rPr>
+            </w:pPr>
+            <w:r>
+              <w:rPr>
+                <w:rFonts w:hint="eastAsia"/>
+              </w:rPr>
+              <w:t>A</w:t>
+            </w:r>
+            <w:r>
+              <w:t xml:space="preserve">ctor </w:t>
+            </w:r>
+            <w:r>
+              <w:rPr>
+                <w:rFonts w:hint="eastAsia"/>
+              </w:rPr>
+              <w:t>動作</w:t>
+            </w:r>
+          </w:p>
+        </w:tc>
+        <w:tc>
+          <w:tcPr>
+            <w:tcW w:w="5097" w:type="dxa"/>
+          </w:tcPr>
+          <w:p>
+            <w:pPr>
+              <w:rPr>
+                <w:rFonts w:hint="eastAsia"/>
+              </w:rPr>
+            </w:pPr>
+            <w:r>
+              <w:rPr>
+                <w:rFonts w:hint="eastAsia"/>
+              </w:rPr>
+              <w:t>系統回應</w:t>
+            </w:r>
+          </w:p>
+        </w:tc>
+      </w:tr>
+      <w:tr>
+        <w:tc>
+          <w:tcPr>
+            <w:tcW w:w="5097" w:type="dxa"/>
+          </w:tcPr>
+          <w:p>
+            <w:pPr>
+              <w:rPr>
+                <w:rFonts w:hint="eastAsia"/>
+              </w:rPr>
+            </w:pPr>
+            <w:r>
+              <w:t>點選「發起活動」</w:t>
+            </w:r>
+          </w:p>
+        </w:tc>
+        <w:tc>
+          <w:tcPr>
+            <w:tcW w:w="5097" w:type="dxa"/>
+          </w:tcPr>
+          <w:p>
+            <w:pPr>
+              <w:rPr>
+                <w:rFonts w:hint="eastAsia"/>
+              </w:rPr>
+            </w:pPr>
+            <w:r>
+              <w:t>顯示活動建立表單（含運動種類、時間、地點、限制人數等欄位）</w:t>
+            </w:r>
+          </w:p>
+        </w:tc>
+      </w:tr>
+      <w:tr>
+        <w:tc>
+          <w:tcPr>
+            <w:tcW w:w="5097" w:type="dxa"/>
+          </w:tcPr>
+          <w:p>
+            <w:pPr>
+              <w:rPr>
+                <w:rFonts w:hint="eastAsia"/>
+              </w:rPr>
+            </w:pPr>
+            <w:r>
+              <w:t>輸入活動資訊並提交</w:t>
+            </w:r>
+          </w:p>
+        </w:tc>
+        <w:tc>
+          <w:tcPr>
+            <w:tcW w:w="5097" w:type="dxa"/>
+          </w:tcPr>
+          <w:p>
+            <w:pPr>
+              <w:rPr>
+                <w:rFonts w:hint="eastAsia"/>
+              </w:rPr>
+            </w:pPr>
+            <w:r>
+              <w:t>系統儲存活動至資料庫並顯示「</w:t>
+            </w:r>
+            <w:r>
+              <w:rPr>
+                <w:rFonts w:hint="eastAsia"/>
+              </w:rPr>
+              <w:t>發起</w:t>
+            </w:r>
+            <w:r>
+              <w:t>成功」提示</w:t>
+            </w:r>
+          </w:p>
+        </w:tc>
+      </w:tr>
+      <w:tr>
+        <w:tc>
+          <w:tcPr>
+            <w:tcW w:w="5097" w:type="dxa"/>
+          </w:tcPr>
+          <w:p>
+            <w:r>
+              <w:t>點選「報名參與」</w:t>
+            </w:r>
+          </w:p>
+        </w:tc>
+        <w:tc>
+          <w:tcPr>
+            <w:tcW w:w="5097" w:type="dxa"/>
+          </w:tcPr>
+          <w:p>
+            <w:pPr>
+              <w:rPr>
+                <w:rFonts w:hint="eastAsia"/>
+              </w:rPr>
+            </w:pPr>
+            <w:r>
+              <w:t>系統檢查資格與人數上限，符合條件則報名成功並顯示確認畫面</w:t>
+            </w:r>
+          </w:p>
+        </w:tc>
+      </w:tr>
+    </w:tbl>
+    <w:p>
+      <w:pPr>
+        <w:jc w:val="center"/>
+      </w:pPr>
+      <w:r>
+        <w:t>自動媒合夥伴與推播通知</w:t>
+      </w:r>
+    </w:p>
+    <w:tbl>
+      <w:tblPr>
+        <w:tblStyle w:val="af3"/>
+        <w:tblW w:w="0" w:type="auto"/>
+        <w:tblLook w:val="04A0" w:firstRow="1" w:lastRow="0" w:firstColumn="1" w:lastColumn="0" w:noHBand="0" w:noVBand="1"/>
+      </w:tblPr>
+      <w:tblGrid>
+        <w:gridCol w:w="5097"/>
+        <w:gridCol w:w="5097"/>
+      </w:tblGrid>
+      <w:tr>
+        <w:tc>
+          <w:tcPr>
+            <w:tcW w:w="10194" w:type="dxa"/>
+            <w:gridSpan w:val="2"/>
+          </w:tcPr>
+          <w:p>
+            <w:pPr>
+              <w:rPr>
+                <w:rFonts w:hint="eastAsia"/>
+              </w:rPr>
+            </w:pPr>
+            <w:r>
+              <w:t>使用個案名稱</w:t>
+            </w:r>
+            <w:r>
+              <w:rPr>
+                <w:rFonts w:hint="eastAsia"/>
+              </w:rPr>
+              <w:t>：</w:t>
+            </w:r>
+            <w:r>
+              <w:t>自動媒合夥伴與推播通知</w:t>
+            </w:r>
+          </w:p>
+        </w:tc>
+      </w:tr>
+      <w:tr>
+        <w:tc>
+          <w:tcPr>
+            <w:tcW w:w="5097" w:type="dxa"/>
+          </w:tcPr>
+          <w:p>
+            <w:pPr>
+              <w:rPr>
+                <w:rFonts w:hint="eastAsia"/>
+              </w:rPr>
+            </w:pPr>
+            <w:r>
+              <w:t>行為者</w:t>
+            </w:r>
+          </w:p>
+        </w:tc>
+        <w:tc>
+          <w:tcPr>
+            <w:tcW w:w="5097" w:type="dxa"/>
+          </w:tcPr>
+          <w:p>
+            <w:pPr>
+              <w:rPr>
+                <w:rFonts w:hint="eastAsia"/>
+              </w:rPr>
+            </w:pPr>
+            <w:r>
+              <w:t>使用者</w:t>
+            </w:r>
+          </w:p>
+        </w:tc>
+      </w:tr>
+      <w:tr>
+        <w:tc>
+          <w:tcPr>
+            <w:tcW w:w="5097" w:type="dxa"/>
+          </w:tcPr>
+          <w:p>
+            <w:pPr>
+              <w:rPr>
+                <w:rFonts w:hint="eastAsia"/>
+              </w:rPr>
+            </w:pPr>
+            <w:r>
+              <w:t>前提</w:t>
+            </w:r>
+          </w:p>
+        </w:tc>
+        <w:tc>
+          <w:tcPr>
+            <w:tcW w:w="5097" w:type="dxa"/>
+          </w:tcPr>
+          <w:p>
+            <w:pPr>
+              <w:rPr>
+                <w:rFonts w:hint="eastAsia"/>
+              </w:rPr>
+            </w:pPr>
+            <w:r>
+              <w:t>使用者已完成個人偏好設定，並開啟通知功能。</w:t>
+            </w:r>
+          </w:p>
+        </w:tc>
+      </w:tr>
+      <w:tr>
+        <w:tc>
+          <w:tcPr>
+            <w:tcW w:w="5097" w:type="dxa"/>
+          </w:tcPr>
+          <w:p>
+            <w:pPr>
+              <w:rPr>
+                <w:rFonts w:hint="eastAsia"/>
+              </w:rPr>
+            </w:pPr>
+            <w:r>
+              <w:t>結束狀態</w:t>
+            </w:r>
+          </w:p>
+        </w:tc>
+        <w:tc>
+          <w:tcPr>
+            <w:tcW w:w="5097" w:type="dxa"/>
+          </w:tcPr>
+          <w:p>
+            <w:pPr>
+              <w:rPr>
+                <w:rFonts w:hint="eastAsia"/>
+              </w:rPr>
+            </w:pPr>
+            <w:r>
+              <w:t>使用者收到媒合夥伴或活動的推播訊息，並可進行進一步參與。</w:t>
+            </w:r>
+          </w:p>
+        </w:tc>
+      </w:tr>
+      <w:tr>
+        <w:tc>
+          <w:tcPr>
+            <w:tcW w:w="10194" w:type="dxa"/>
+            <w:gridSpan w:val="2"/>
+          </w:tcPr>
+          <w:p>
+            <w:pPr>
+              <w:rPr>
+                <w:rFonts w:hint="eastAsia"/>
+              </w:rPr>
+            </w:pPr>
+            <w:r>
+              <w:rPr>
+                <w:rFonts w:hint="eastAsia"/>
+              </w:rPr>
+              <w:t>事件路徑：</w:t>
+            </w:r>
+          </w:p>
+        </w:tc>
+      </w:tr>
+      <w:tr>
+        <w:tc>
+          <w:tcPr>
+            <w:tcW w:w="5097" w:type="dxa"/>
+          </w:tcPr>
+          <w:p>
+            <w:pPr>
+              <w:rPr>
+                <w:rFonts w:hint="eastAsia"/>
+              </w:rPr>
+            </w:pPr>
+            <w:r>
+              <w:rPr>
+                <w:rFonts w:hint="eastAsia"/>
+              </w:rPr>
+              <w:t>A</w:t>
+            </w:r>
+            <w:r>
+              <w:t xml:space="preserve">ctor </w:t>
+            </w:r>
+            <w:r>
+              <w:rPr>
+                <w:rFonts w:hint="eastAsia"/>
+              </w:rPr>
+              <w:t>動作</w:t>
+            </w:r>
+          </w:p>
+        </w:tc>
+        <w:tc>
+          <w:tcPr>
+            <w:tcW w:w="5097" w:type="dxa"/>
+          </w:tcPr>
+          <w:p>
+            <w:pPr>
+              <w:rPr>
+                <w:rFonts w:hint="eastAsia"/>
+              </w:rPr>
+            </w:pPr>
+            <w:r>
+              <w:rPr>
+                <w:rFonts w:hint="eastAsia"/>
+              </w:rPr>
+              <w:t>系統回應</w:t>
+            </w:r>
+          </w:p>
+        </w:tc>
+      </w:tr>
+      <w:tr>
+        <w:tc>
+          <w:tcPr>
+            <w:tcW w:w="5097" w:type="dxa"/>
+          </w:tcPr>
+          <w:p>
+            <w:pPr>
+              <w:rPr>
+                <w:rFonts w:hint="eastAsia"/>
+              </w:rPr>
+            </w:pPr>
+            <w:r>
+              <w:t>無操作時等待系統通知</w:t>
+            </w:r>
+          </w:p>
+        </w:tc>
+        <w:tc>
+          <w:tcPr>
+            <w:tcW w:w="5097" w:type="dxa"/>
+          </w:tcPr>
+          <w:p>
+            <w:pPr>
+              <w:rPr>
+                <w:rFonts w:hint="eastAsia"/>
+              </w:rPr>
+            </w:pPr>
+            <w:r>
+              <w:t>系統定期執行媒合演算法，尋找相符夥伴與活動</w:t>
+            </w:r>
+          </w:p>
+        </w:tc>
+      </w:tr>
+      <w:tr>
+        <w:tc>
+          <w:tcPr>
+            <w:tcW w:w="5097" w:type="dxa"/>
+          </w:tcPr>
+          <w:p>
+            <w:pPr>
+              <w:rPr>
+                <w:rFonts w:hint="eastAsia"/>
+              </w:rPr>
+            </w:pPr>
+            <w:r>
+              <w:t>點選推播訊息</w:t>
+            </w:r>
+          </w:p>
+        </w:tc>
+        <w:tc>
+          <w:tcPr>
+            <w:tcW w:w="5097" w:type="dxa"/>
+          </w:tcPr>
+          <w:p>
+            <w:pPr>
+              <w:rPr>
+                <w:rFonts w:hint="eastAsia"/>
+              </w:rPr>
+            </w:pPr>
+            <w:r>
+              <w:t>導向活動詳情頁或對方個人簡介頁</w:t>
+            </w:r>
+          </w:p>
+        </w:tc>
+      </w:tr>
+      <w:tr>
+        <w:tc>
+          <w:tcPr>
+            <w:tcW w:w="5097" w:type="dxa"/>
+          </w:tcPr>
+          <w:p>
+            <w:r>
+              <w:t>參與活動或邀請對方聯絡</w:t>
+            </w:r>
+          </w:p>
+        </w:tc>
+        <w:tc>
+          <w:tcPr>
+            <w:tcW w:w="5097" w:type="dxa"/>
+          </w:tcPr>
+          <w:p>
+            <w:pPr>
+              <w:rPr>
+                <w:rFonts w:hint="eastAsia"/>
+              </w:rPr>
+            </w:pPr>
+            <w:r>
+              <w:t>系統更新報名狀態</w:t>
+            </w:r>
+          </w:p>
+        </w:tc>
+      </w:tr>
+    </w:tbl>
+    <w:p>
+      <w:pPr>
+        <w:jc w:val="center"/>
+      </w:pPr>
+      <w:r>
+        <w:t>夥伴與活動評價機制</w:t>
+      </w:r>
+    </w:p>
+    <w:tbl>
+      <w:tblPr>
+        <w:tblStyle w:val="af3"/>
+        <w:tblW w:w="0" w:type="auto"/>
+        <w:tblLook w:val="04A0" w:firstRow="1" w:lastRow="0" w:firstColumn="1" w:lastColumn="0" w:noHBand="0" w:noVBand="1"/>
+      </w:tblPr>
+      <w:tblGrid>
+        <w:gridCol w:w="5097"/>
+        <w:gridCol w:w="5097"/>
+      </w:tblGrid>
+      <w:tr>
+        <w:tc>
+          <w:tcPr>
+            <w:tcW w:w="10194" w:type="dxa"/>
+            <w:gridSpan w:val="2"/>
+          </w:tcPr>
+          <w:p>
+            <w:pPr>
+              <w:rPr>
+                <w:rFonts w:hint="eastAsia"/>
+              </w:rPr>
+            </w:pPr>
+            <w:r>
+              <w:t>使用個案名稱</w:t>
+            </w:r>
+            <w:r>
+              <w:rPr>
+                <w:rFonts w:hint="eastAsia"/>
+              </w:rPr>
+              <w:t>：</w:t>
+            </w:r>
+          </w:p>
+        </w:tc>
+      </w:tr>
+      <w:tr>
+        <w:tc>
+          <w:tcPr>
+            <w:tcW w:w="5097" w:type="dxa"/>
+          </w:tcPr>
+          <w:p>
+            <w:pPr>
+              <w:rPr>
+                <w:rFonts w:hint="eastAsia"/>
+              </w:rPr>
+            </w:pPr>
+            <w:r>
+              <w:t>行為者</w:t>
+            </w:r>
+          </w:p>
+        </w:tc>
+        <w:tc>
+          <w:tcPr>
+            <w:tcW w:w="5097" w:type="dxa"/>
+          </w:tcPr>
+          <w:p>
+            <w:pPr>
+              <w:rPr>
+                <w:rFonts w:hint="eastAsia"/>
+              </w:rPr>
+            </w:pPr>
+            <w:r>
+              <w:t>使用者</w:t>
+            </w:r>
+          </w:p>
+        </w:tc>
+      </w:tr>
+      <w:tr>
+        <w:tc>
+          <w:tcPr>
+            <w:tcW w:w="5097" w:type="dxa"/>
+          </w:tcPr>
+          <w:p>
+            <w:pPr>
+              <w:rPr>
+                <w:rFonts w:hint="eastAsia"/>
+              </w:rPr>
+            </w:pPr>
+            <w:r>
+              <w:t>前提</w:t>
+            </w:r>
+          </w:p>
+        </w:tc>
+        <w:tc>
+          <w:tcPr>
+            <w:tcW w:w="5097" w:type="dxa"/>
+          </w:tcPr>
+          <w:p>
+            <w:pPr>
+              <w:rPr>
+                <w:rFonts w:hint="eastAsia"/>
+              </w:rPr>
+            </w:pPr>
+            <w:r>
+              <w:t>使用者已參加完一場活動，並符合評價資格。</w:t>
+            </w:r>
+          </w:p>
+        </w:tc>
+      </w:tr>
+      <w:tr>
+        <w:tc>
+          <w:tcPr>
+            <w:tcW w:w="5097" w:type="dxa"/>
+          </w:tcPr>
+          <w:p>
+            <w:pPr>
+              <w:rPr>
+                <w:rFonts w:hint="eastAsia"/>
+              </w:rPr>
+            </w:pPr>
+            <w:r>
+              <w:t>結束狀態</w:t>
+            </w:r>
+          </w:p>
+        </w:tc>
+        <w:tc>
+          <w:tcPr>
+            <w:tcW w:w="5097" w:type="dxa"/>
+          </w:tcPr>
+          <w:p>
+            <w:pPr>
+              <w:rPr>
+                <w:rFonts w:hint="eastAsia"/>
+              </w:rPr>
+            </w:pPr>
+            <w:r>
+              <w:t>評價內容成功儲存至系統，作為後續媒合與信任參考依據。</w:t>
+            </w:r>
+          </w:p>
+        </w:tc>
+      </w:tr>
+      <w:tr>
+        <w:tc>
+          <w:tcPr>
+            <w:tcW w:w="10194" w:type="dxa"/>
+            <w:gridSpan w:val="2"/>
+          </w:tcPr>
+          <w:p>
+            <w:pPr>
+              <w:rPr>
+                <w:rFonts w:hint="eastAsia"/>
+              </w:rPr>
+            </w:pPr>
+            <w:r>
+              <w:rPr>
+                <w:rFonts w:hint="eastAsia"/>
+              </w:rPr>
+              <w:t>事件路徑：</w:t>
+            </w:r>
+          </w:p>
+        </w:tc>
+      </w:tr>
+      <w:tr>
+        <w:tc>
+          <w:tcPr>
+            <w:tcW w:w="5097" w:type="dxa"/>
+          </w:tcPr>
+          <w:p>
+            <w:pPr>
+              <w:rPr>
+                <w:rFonts w:hint="eastAsia"/>
+              </w:rPr>
+            </w:pPr>
+            <w:r>
+              <w:rPr>
+                <w:rFonts w:hint="eastAsia"/>
+              </w:rPr>
+              <w:t>A</w:t>
+            </w:r>
+            <w:r>
+              <w:t xml:space="preserve">ctor </w:t>
+            </w:r>
+            <w:r>
+              <w:rPr>
+                <w:rFonts w:hint="eastAsia"/>
+              </w:rPr>
+              <w:t>動作</w:t>
+            </w:r>
+          </w:p>
+        </w:tc>
+        <w:tc>
+          <w:tcPr>
+            <w:tcW w:w="5097" w:type="dxa"/>
+          </w:tcPr>
+          <w:p>
+            <w:pPr>
+              <w:rPr>
+                <w:rFonts w:hint="eastAsia"/>
+              </w:rPr>
+            </w:pPr>
+            <w:r>
+              <w:rPr>
+                <w:rFonts w:hint="eastAsia"/>
+              </w:rPr>
+              <w:t>系統回應</w:t>
+            </w:r>
+          </w:p>
+        </w:tc>
+      </w:tr>
+      <w:tr>
+        <w:tc>
+          <w:tcPr>
+            <w:tcW w:w="5097" w:type="dxa"/>
+          </w:tcPr>
+          <w:p>
+            <w:pPr>
+              <w:rPr>
+                <w:rFonts w:hint="eastAsia"/>
+              </w:rPr>
+            </w:pPr>
+            <w:r>
+              <w:t>點選某場已完成活動</w:t>
+            </w:r>
+          </w:p>
+        </w:tc>
+        <w:tc>
+          <w:tcPr>
+            <w:tcW w:w="5097" w:type="dxa"/>
+          </w:tcPr>
+          <w:p>
+            <w:pPr>
+              <w:rPr>
+                <w:rFonts w:hint="eastAsia"/>
+              </w:rPr>
+            </w:pPr>
+            <w:r>
+              <w:t>顯示活動詳情與評價按鈕</w:t>
+            </w:r>
+          </w:p>
+        </w:tc>
+      </w:tr>
+      <w:tr>
+        <w:tc>
+          <w:tcPr>
+            <w:tcW w:w="5097" w:type="dxa"/>
+          </w:tcPr>
+          <w:p>
+            <w:pPr>
+              <w:rPr>
+                <w:rFonts w:hint="eastAsia"/>
+              </w:rPr>
+            </w:pPr>
+            <w:r>
+              <w:t>送出評價</w:t>
+            </w:r>
+          </w:p>
+        </w:tc>
+        <w:tc>
+          <w:tcPr>
+            <w:tcW w:w="5097" w:type="dxa"/>
+          </w:tcPr>
+          <w:p>
+            <w:pPr>
+              <w:rPr>
+                <w:rFonts w:hint="eastAsia"/>
+              </w:rPr>
+            </w:pPr>
+            <w:r>
+              <w:t>儲存評價至資料庫，並更新夥伴信譽指標</w:t>
+            </w:r>
+          </w:p>
+        </w:tc>
+      </w:tr>
+      <w:tr>
+        <w:tc>
+          <w:tcPr>
+            <w:tcW w:w="5097" w:type="dxa"/>
+          </w:tcPr>
+          <w:p>
+            <w:r>
+              <w:t>回顧歷史評價</w:t>
+            </w:r>
+          </w:p>
+        </w:tc>
+        <w:tc>
+          <w:tcPr>
+            <w:tcW w:w="5097" w:type="dxa"/>
+          </w:tcPr>
+          <w:p>
+            <w:pPr>
+              <w:rPr>
+                <w:rFonts w:hint="eastAsia"/>
+              </w:rPr>
+            </w:pPr>
+            <w:r>
+              <w:t>可查看自己過去對他人或活動的評價記錄</w:t>
+            </w:r>
+          </w:p>
+        </w:tc>
+      </w:tr>
+    </w:tbl>
+    <w:p>
+      <w:pPr>
+        <w:rPr>
+          <w:rFonts w:hint="eastAsia"/>
+        </w:rPr>
       </w:pPr>
     </w:p>
     <w:sectPr>
@@ -4629,7 +6715,7 @@
 </file>
 
 <file path=word/endnotes.xml><?xml version="1.0" encoding="utf-8"?>
-<w:endnotes xmlns:wpc="http://schemas.microsoft.com/office/word/2010/wordprocessingCanvas" xmlns:cx="http://schemas.microsoft.com/office/drawing/2014/chartex" xmlns:cx1="http://schemas.microsoft.com/office/drawing/2015/9/8/chartex" xmlns:cx2="http://schemas.microsoft.com/office/drawing/2015/10/21/chartex" xmlns:cx3="http://schemas.microsoft.com/office/drawing/2016/5/9/chartex" xmlns:cx4="http://schemas.microsoft.com/office/drawing/2016/5/10/chartex" xmlns:cx5="http://schemas.microsoft.com/office/drawing/2016/5/11/chartex" xmlns:cx6="http://schemas.microsoft.com/office/drawing/2016/5/12/chartex" xmlns:cx7="http://schemas.microsoft.com/office/drawing/2016/5/13/chartex" xmlns:cx8="http://schemas.microsoft.com/office/drawing/2016/5/14/chartex" xmlns:mc="http://schemas.openxmlformats.org/markup-compatibility/2006" xmlns:aink="http://schemas.microsoft.com/office/drawing/2016/ink" xmlns:am3d="http://schemas.microsoft.com/office/drawing/2017/model3d" xmlns:o="urn:schemas-microsoft-com:office:office" xmlns:oel="http://schemas.microsoft.com/office/2019/extlst" xmlns:r="http://schemas.openxmlformats.org/officeDocument/2006/relationships" xmlns:m="http://schemas.openxmlformats.org/officeDocument/2006/math" xmlns:v="urn:schemas-microsoft-com:vml" xmlns:wp14="http://schemas.microsoft.com/office/word/2010/wordprocessingDrawing" xmlns:wp="http://schemas.openxmlformats.org/drawingml/2006/wordprocessingDrawing" xmlns:w10="urn:schemas-microsoft-com:office:word" xmlns:w="http://schemas.openxmlformats.org/wordprocessingml/2006/main" xmlns:w14="http://schemas.microsoft.com/office/word/2010/wordml" xmlns:w15="http://schemas.microsoft.com/office/word/2012/wordml" xmlns:w16cex="http://schemas.microsoft.com/office/word/2018/wordml/cex" xmlns:w16cid="http://schemas.microsoft.com/office/word/2016/wordml/cid" xmlns:w16="http://schemas.microsoft.com/office/word/2018/wordml" xmlns:w16du="http://schemas.microsoft.com/office/word/2023/wordml/word16du" xmlns:w16sdtdh="http://schemas.microsoft.com/office/word/2020/wordml/sdtdatahash" xmlns:w16sdtfl="http://schemas.microsoft.com/office/word/2024/wordml/sdtformatlock" xmlns:w16se="http://schemas.microsoft.com/office/word/2015/wordml/symex" xmlns:wpg="http://schemas.microsoft.com/office/word/2010/wordprocessingGroup" xmlns:wpi="http://schemas.microsoft.com/office/word/2010/wordprocessingInk" xmlns:wne="http://schemas.microsoft.com/office/word/2006/wordml" xmlns:wps="http://schemas.microsoft.com/office/word/2010/wordprocessingShape" mc:Ignorable="w14 w15 w16se w16cid w16 w16cex w16sdtdh w16sdtfl w16du wp14">
+<w:endnotes xmlns:wpc="http://schemas.microsoft.com/office/word/2010/wordprocessingCanvas" xmlns:cx="http://schemas.microsoft.com/office/drawing/2014/chartex" xmlns:cx1="http://schemas.microsoft.com/office/drawing/2015/9/8/chartex" xmlns:cx2="http://schemas.microsoft.com/office/drawing/2015/10/21/chartex" xmlns:cx3="http://schemas.microsoft.com/office/drawing/2016/5/9/chartex" xmlns:cx4="http://schemas.microsoft.com/office/drawing/2016/5/10/chartex" xmlns:cx5="http://schemas.microsoft.com/office/drawing/2016/5/11/chartex" xmlns:cx6="http://schemas.microsoft.com/office/drawing/2016/5/12/chartex" xmlns:cx7="http://schemas.microsoft.com/office/drawing/2016/5/13/chartex" xmlns:cx8="http://schemas.microsoft.com/office/drawing/2016/5/14/chartex" xmlns:mc="http://schemas.openxmlformats.org/markup-compatibility/2006" xmlns:aink="http://schemas.microsoft.com/office/drawing/2016/ink" xmlns:am3d="http://schemas.microsoft.com/office/drawing/2017/model3d" xmlns:o="urn:schemas-microsoft-com:office:office" xmlns:oel="http://schemas.microsoft.com/office/2019/extlst" xmlns:r="http://schemas.openxmlformats.org/officeDocument/2006/relationships" xmlns:m="http://schemas.openxmlformats.org/officeDocument/2006/math" xmlns:v="urn:schemas-microsoft-com:vml" xmlns:wp14="http://schemas.microsoft.com/office/word/2010/wordprocessingDrawing" xmlns:wp="http://schemas.openxmlformats.org/drawingml/2006/wordprocessingDrawing" xmlns:w10="urn:schemas-microsoft-com:office:word" xmlns:w="http://schemas.openxmlformats.org/wordprocessingml/2006/main" xmlns:w14="http://schemas.microsoft.com/office/word/2010/wordml" xmlns:w15="http://schemas.microsoft.com/office/word/2012/wordml" xmlns:w16cex="http://schemas.microsoft.com/office/word/2018/wordml/cex" xmlns:w16cid="http://schemas.microsoft.com/office/word/2016/wordml/cid" xmlns:w16="http://schemas.microsoft.com/office/word/2018/wordml" xmlns:w16sdtdh="http://schemas.microsoft.com/office/word/2020/wordml/sdtdatahash" xmlns:w16se="http://schemas.microsoft.com/office/word/2015/wordml/symex" xmlns:wpg="http://schemas.microsoft.com/office/word/2010/wordprocessingGroup" xmlns:wpi="http://schemas.microsoft.com/office/word/2010/wordprocessingInk" xmlns:wne="http://schemas.microsoft.com/office/word/2006/wordml" xmlns:wps="http://schemas.microsoft.com/office/word/2010/wordprocessingShape" mc:Ignorable="w14 w15 w16se w16cid w16 w16cex w16sdtdh wp14">
   <w:endnote w:type="separator" w:id="-1">
     <w:p>
       <w:pPr>
@@ -4656,7 +6742,7 @@
 </file>
 
 <file path=word/footer1.xml><?xml version="1.0" encoding="utf-8"?>
-<w:ftr xmlns:wpc="http://schemas.microsoft.com/office/word/2010/wordprocessingCanvas" xmlns:cx="http://schemas.microsoft.com/office/drawing/2014/chartex" xmlns:cx1="http://schemas.microsoft.com/office/drawing/2015/9/8/chartex" xmlns:cx2="http://schemas.microsoft.com/office/drawing/2015/10/21/chartex" xmlns:cx3="http://schemas.microsoft.com/office/drawing/2016/5/9/chartex" xmlns:cx4="http://schemas.microsoft.com/office/drawing/2016/5/10/chartex" xmlns:cx5="http://schemas.microsoft.com/office/drawing/2016/5/11/chartex" xmlns:cx6="http://schemas.microsoft.com/office/drawing/2016/5/12/chartex" xmlns:cx7="http://schemas.microsoft.com/office/drawing/2016/5/13/chartex" xmlns:cx8="http://schemas.microsoft.com/office/drawing/2016/5/14/chartex" xmlns:mc="http://schemas.openxmlformats.org/markup-compatibility/2006" xmlns:aink="http://schemas.microsoft.com/office/drawing/2016/ink" xmlns:am3d="http://schemas.microsoft.com/office/drawing/2017/model3d" xmlns:o="urn:schemas-microsoft-com:office:office" xmlns:oel="http://schemas.microsoft.com/office/2019/extlst" xmlns:r="http://schemas.openxmlformats.org/officeDocument/2006/relationships" xmlns:m="http://schemas.openxmlformats.org/officeDocument/2006/math" xmlns:v="urn:schemas-microsoft-com:vml" xmlns:wp14="http://schemas.microsoft.com/office/word/2010/wordprocessingDrawing" xmlns:wp="http://schemas.openxmlformats.org/drawingml/2006/wordprocessingDrawing" xmlns:w10="urn:schemas-microsoft-com:office:word" xmlns:w="http://schemas.openxmlformats.org/wordprocessingml/2006/main" xmlns:w14="http://schemas.microsoft.com/office/word/2010/wordml" xmlns:w15="http://schemas.microsoft.com/office/word/2012/wordml" xmlns:w16cex="http://schemas.microsoft.com/office/word/2018/wordml/cex" xmlns:w16cid="http://schemas.microsoft.com/office/word/2016/wordml/cid" xmlns:w16="http://schemas.microsoft.com/office/word/2018/wordml" xmlns:w16du="http://schemas.microsoft.com/office/word/2023/wordml/word16du" xmlns:w16sdtdh="http://schemas.microsoft.com/office/word/2020/wordml/sdtdatahash" xmlns:w16sdtfl="http://schemas.microsoft.com/office/word/2024/wordml/sdtformatlock" xmlns:w16se="http://schemas.microsoft.com/office/word/2015/wordml/symex" xmlns:wpg="http://schemas.microsoft.com/office/word/2010/wordprocessingGroup" xmlns:wpi="http://schemas.microsoft.com/office/word/2010/wordprocessingInk" xmlns:wne="http://schemas.microsoft.com/office/word/2006/wordml" xmlns:wps="http://schemas.microsoft.com/office/word/2010/wordprocessingShape" mc:Ignorable="w14 w15 w16se w16cid w16 w16cex w16sdtdh w16sdtfl w16du wp14">
+<w:ftr xmlns:wpc="http://schemas.microsoft.com/office/word/2010/wordprocessingCanvas" xmlns:cx="http://schemas.microsoft.com/office/drawing/2014/chartex" xmlns:cx1="http://schemas.microsoft.com/office/drawing/2015/9/8/chartex" xmlns:cx2="http://schemas.microsoft.com/office/drawing/2015/10/21/chartex" xmlns:cx3="http://schemas.microsoft.com/office/drawing/2016/5/9/chartex" xmlns:cx4="http://schemas.microsoft.com/office/drawing/2016/5/10/chartex" xmlns:cx5="http://schemas.microsoft.com/office/drawing/2016/5/11/chartex" xmlns:cx6="http://schemas.microsoft.com/office/drawing/2016/5/12/chartex" xmlns:cx7="http://schemas.microsoft.com/office/drawing/2016/5/13/chartex" xmlns:cx8="http://schemas.microsoft.com/office/drawing/2016/5/14/chartex" xmlns:mc="http://schemas.openxmlformats.org/markup-compatibility/2006" xmlns:aink="http://schemas.microsoft.com/office/drawing/2016/ink" xmlns:am3d="http://schemas.microsoft.com/office/drawing/2017/model3d" xmlns:o="urn:schemas-microsoft-com:office:office" xmlns:oel="http://schemas.microsoft.com/office/2019/extlst" xmlns:r="http://schemas.openxmlformats.org/officeDocument/2006/relationships" xmlns:m="http://schemas.openxmlformats.org/officeDocument/2006/math" xmlns:v="urn:schemas-microsoft-com:vml" xmlns:wp14="http://schemas.microsoft.com/office/word/2010/wordprocessingDrawing" xmlns:wp="http://schemas.openxmlformats.org/drawingml/2006/wordprocessingDrawing" xmlns:w10="urn:schemas-microsoft-com:office:word" xmlns:w="http://schemas.openxmlformats.org/wordprocessingml/2006/main" xmlns:w14="http://schemas.microsoft.com/office/word/2010/wordml" xmlns:w15="http://schemas.microsoft.com/office/word/2012/wordml" xmlns:w16cex="http://schemas.microsoft.com/office/word/2018/wordml/cex" xmlns:w16cid="http://schemas.microsoft.com/office/word/2016/wordml/cid" xmlns:w16="http://schemas.microsoft.com/office/word/2018/wordml" xmlns:w16sdtdh="http://schemas.microsoft.com/office/word/2020/wordml/sdtdatahash" xmlns:w16se="http://schemas.microsoft.com/office/word/2015/wordml/symex" xmlns:wpg="http://schemas.microsoft.com/office/word/2010/wordprocessingGroup" xmlns:wpi="http://schemas.microsoft.com/office/word/2010/wordprocessingInk" xmlns:wne="http://schemas.microsoft.com/office/word/2006/wordml" xmlns:wps="http://schemas.microsoft.com/office/word/2010/wordprocessingShape" mc:Ignorable="w14 w15 w16se w16cid w16 w16cex w16sdtdh wp14">
   <w:sdt>
     <w:sdtPr>
       <w:id w:val="1162047847"/>
@@ -4703,7 +6789,7 @@
 </file>
 
 <file path=word/footer2.xml><?xml version="1.0" encoding="utf-8"?>
-<w:ftr xmlns:wpc="http://schemas.microsoft.com/office/word/2010/wordprocessingCanvas" xmlns:cx="http://schemas.microsoft.com/office/drawing/2014/chartex" xmlns:cx1="http://schemas.microsoft.com/office/drawing/2015/9/8/chartex" xmlns:cx2="http://schemas.microsoft.com/office/drawing/2015/10/21/chartex" xmlns:cx3="http://schemas.microsoft.com/office/drawing/2016/5/9/chartex" xmlns:cx4="http://schemas.microsoft.com/office/drawing/2016/5/10/chartex" xmlns:cx5="http://schemas.microsoft.com/office/drawing/2016/5/11/chartex" xmlns:cx6="http://schemas.microsoft.com/office/drawing/2016/5/12/chartex" xmlns:cx7="http://schemas.microsoft.com/office/drawing/2016/5/13/chartex" xmlns:cx8="http://schemas.microsoft.com/office/drawing/2016/5/14/chartex" xmlns:mc="http://schemas.openxmlformats.org/markup-compatibility/2006" xmlns:aink="http://schemas.microsoft.com/office/drawing/2016/ink" xmlns:am3d="http://schemas.microsoft.com/office/drawing/2017/model3d" xmlns:o="urn:schemas-microsoft-com:office:office" xmlns:oel="http://schemas.microsoft.com/office/2019/extlst" xmlns:r="http://schemas.openxmlformats.org/officeDocument/2006/relationships" xmlns:m="http://schemas.openxmlformats.org/officeDocument/2006/math" xmlns:v="urn:schemas-microsoft-com:vml" xmlns:wp14="http://schemas.microsoft.com/office/word/2010/wordprocessingDrawing" xmlns:wp="http://schemas.openxmlformats.org/drawingml/2006/wordprocessingDrawing" xmlns:w10="urn:schemas-microsoft-com:office:word" xmlns:w="http://schemas.openxmlformats.org/wordprocessingml/2006/main" xmlns:w14="http://schemas.microsoft.com/office/word/2010/wordml" xmlns:w15="http://schemas.microsoft.com/office/word/2012/wordml" xmlns:w16cex="http://schemas.microsoft.com/office/word/2018/wordml/cex" xmlns:w16cid="http://schemas.microsoft.com/office/word/2016/wordml/cid" xmlns:w16="http://schemas.microsoft.com/office/word/2018/wordml" xmlns:w16du="http://schemas.microsoft.com/office/word/2023/wordml/word16du" xmlns:w16sdtdh="http://schemas.microsoft.com/office/word/2020/wordml/sdtdatahash" xmlns:w16sdtfl="http://schemas.microsoft.com/office/word/2024/wordml/sdtformatlock" xmlns:w16se="http://schemas.microsoft.com/office/word/2015/wordml/symex" xmlns:wpg="http://schemas.microsoft.com/office/word/2010/wordprocessingGroup" xmlns:wpi="http://schemas.microsoft.com/office/word/2010/wordprocessingInk" xmlns:wne="http://schemas.microsoft.com/office/word/2006/wordml" xmlns:wps="http://schemas.microsoft.com/office/word/2010/wordprocessingShape" mc:Ignorable="w14 w15 w16se w16cid w16 w16cex w16sdtdh w16sdtfl w16du wp14">
+<w:ftr xmlns:wpc="http://schemas.microsoft.com/office/word/2010/wordprocessingCanvas" xmlns:cx="http://schemas.microsoft.com/office/drawing/2014/chartex" xmlns:cx1="http://schemas.microsoft.com/office/drawing/2015/9/8/chartex" xmlns:cx2="http://schemas.microsoft.com/office/drawing/2015/10/21/chartex" xmlns:cx3="http://schemas.microsoft.com/office/drawing/2016/5/9/chartex" xmlns:cx4="http://schemas.microsoft.com/office/drawing/2016/5/10/chartex" xmlns:cx5="http://schemas.microsoft.com/office/drawing/2016/5/11/chartex" xmlns:cx6="http://schemas.microsoft.com/office/drawing/2016/5/12/chartex" xmlns:cx7="http://schemas.microsoft.com/office/drawing/2016/5/13/chartex" xmlns:cx8="http://schemas.microsoft.com/office/drawing/2016/5/14/chartex" xmlns:mc="http://schemas.openxmlformats.org/markup-compatibility/2006" xmlns:aink="http://schemas.microsoft.com/office/drawing/2016/ink" xmlns:am3d="http://schemas.microsoft.com/office/drawing/2017/model3d" xmlns:o="urn:schemas-microsoft-com:office:office" xmlns:oel="http://schemas.microsoft.com/office/2019/extlst" xmlns:r="http://schemas.openxmlformats.org/officeDocument/2006/relationships" xmlns:m="http://schemas.openxmlformats.org/officeDocument/2006/math" xmlns:v="urn:schemas-microsoft-com:vml" xmlns:wp14="http://schemas.microsoft.com/office/word/2010/wordprocessingDrawing" xmlns:wp="http://schemas.openxmlformats.org/drawingml/2006/wordprocessingDrawing" xmlns:w10="urn:schemas-microsoft-com:office:word" xmlns:w="http://schemas.openxmlformats.org/wordprocessingml/2006/main" xmlns:w14="http://schemas.microsoft.com/office/word/2010/wordml" xmlns:w15="http://schemas.microsoft.com/office/word/2012/wordml" xmlns:w16cex="http://schemas.microsoft.com/office/word/2018/wordml/cex" xmlns:w16cid="http://schemas.microsoft.com/office/word/2016/wordml/cid" xmlns:w16="http://schemas.microsoft.com/office/word/2018/wordml" xmlns:w16sdtdh="http://schemas.microsoft.com/office/word/2020/wordml/sdtdatahash" xmlns:w16se="http://schemas.microsoft.com/office/word/2015/wordml/symex" xmlns:wpg="http://schemas.microsoft.com/office/word/2010/wordprocessingGroup" xmlns:wpi="http://schemas.microsoft.com/office/word/2010/wordprocessingInk" xmlns:wne="http://schemas.microsoft.com/office/word/2006/wordml" xmlns:wps="http://schemas.microsoft.com/office/word/2010/wordprocessingShape" mc:Ignorable="w14 w15 w16se w16cid w16 w16cex w16sdtdh wp14">
   <w:p>
     <w:pPr>
       <w:pStyle w:val="af1"/>
@@ -4714,7 +6800,7 @@
 </file>
 
 <file path=word/footer3.xml><?xml version="1.0" encoding="utf-8"?>
-<w:ftr xmlns:wpc="http://schemas.microsoft.com/office/word/2010/wordprocessingCanvas" xmlns:cx="http://schemas.microsoft.com/office/drawing/2014/chartex" xmlns:cx1="http://schemas.microsoft.com/office/drawing/2015/9/8/chartex" xmlns:cx2="http://schemas.microsoft.com/office/drawing/2015/10/21/chartex" xmlns:cx3="http://schemas.microsoft.com/office/drawing/2016/5/9/chartex" xmlns:cx4="http://schemas.microsoft.com/office/drawing/2016/5/10/chartex" xmlns:cx5="http://schemas.microsoft.com/office/drawing/2016/5/11/chartex" xmlns:cx6="http://schemas.microsoft.com/office/drawing/2016/5/12/chartex" xmlns:cx7="http://schemas.microsoft.com/office/drawing/2016/5/13/chartex" xmlns:cx8="http://schemas.microsoft.com/office/drawing/2016/5/14/chartex" xmlns:mc="http://schemas.openxmlformats.org/markup-compatibility/2006" xmlns:aink="http://schemas.microsoft.com/office/drawing/2016/ink" xmlns:am3d="http://schemas.microsoft.com/office/drawing/2017/model3d" xmlns:o="urn:schemas-microsoft-com:office:office" xmlns:oel="http://schemas.microsoft.com/office/2019/extlst" xmlns:r="http://schemas.openxmlformats.org/officeDocument/2006/relationships" xmlns:m="http://schemas.openxmlformats.org/officeDocument/2006/math" xmlns:v="urn:schemas-microsoft-com:vml" xmlns:wp14="http://schemas.microsoft.com/office/word/2010/wordprocessingDrawing" xmlns:wp="http://schemas.openxmlformats.org/drawingml/2006/wordprocessingDrawing" xmlns:w10="urn:schemas-microsoft-com:office:word" xmlns:w="http://schemas.openxmlformats.org/wordprocessingml/2006/main" xmlns:w14="http://schemas.microsoft.com/office/word/2010/wordml" xmlns:w15="http://schemas.microsoft.com/office/word/2012/wordml" xmlns:w16cex="http://schemas.microsoft.com/office/word/2018/wordml/cex" xmlns:w16cid="http://schemas.microsoft.com/office/word/2016/wordml/cid" xmlns:w16="http://schemas.microsoft.com/office/word/2018/wordml" xmlns:w16du="http://schemas.microsoft.com/office/word/2023/wordml/word16du" xmlns:w16sdtdh="http://schemas.microsoft.com/office/word/2020/wordml/sdtdatahash" xmlns:w16sdtfl="http://schemas.microsoft.com/office/word/2024/wordml/sdtformatlock" xmlns:w16se="http://schemas.microsoft.com/office/word/2015/wordml/symex" xmlns:wpg="http://schemas.microsoft.com/office/word/2010/wordprocessingGroup" xmlns:wpi="http://schemas.microsoft.com/office/word/2010/wordprocessingInk" xmlns:wne="http://schemas.microsoft.com/office/word/2006/wordml" xmlns:wps="http://schemas.microsoft.com/office/word/2010/wordprocessingShape" mc:Ignorable="w14 w15 w16se w16cid w16 w16cex w16sdtdh w16sdtfl w16du wp14">
+<w:ftr xmlns:wpc="http://schemas.microsoft.com/office/word/2010/wordprocessingCanvas" xmlns:cx="http://schemas.microsoft.com/office/drawing/2014/chartex" xmlns:cx1="http://schemas.microsoft.com/office/drawing/2015/9/8/chartex" xmlns:cx2="http://schemas.microsoft.com/office/drawing/2015/10/21/chartex" xmlns:cx3="http://schemas.microsoft.com/office/drawing/2016/5/9/chartex" xmlns:cx4="http://schemas.microsoft.com/office/drawing/2016/5/10/chartex" xmlns:cx5="http://schemas.microsoft.com/office/drawing/2016/5/11/chartex" xmlns:cx6="http://schemas.microsoft.com/office/drawing/2016/5/12/chartex" xmlns:cx7="http://schemas.microsoft.com/office/drawing/2016/5/13/chartex" xmlns:cx8="http://schemas.microsoft.com/office/drawing/2016/5/14/chartex" xmlns:mc="http://schemas.openxmlformats.org/markup-compatibility/2006" xmlns:aink="http://schemas.microsoft.com/office/drawing/2016/ink" xmlns:am3d="http://schemas.microsoft.com/office/drawing/2017/model3d" xmlns:o="urn:schemas-microsoft-com:office:office" xmlns:oel="http://schemas.microsoft.com/office/2019/extlst" xmlns:r="http://schemas.openxmlformats.org/officeDocument/2006/relationships" xmlns:m="http://schemas.openxmlformats.org/officeDocument/2006/math" xmlns:v="urn:schemas-microsoft-com:vml" xmlns:wp14="http://schemas.microsoft.com/office/word/2010/wordprocessingDrawing" xmlns:wp="http://schemas.openxmlformats.org/drawingml/2006/wordprocessingDrawing" xmlns:w10="urn:schemas-microsoft-com:office:word" xmlns:w="http://schemas.openxmlformats.org/wordprocessingml/2006/main" xmlns:w14="http://schemas.microsoft.com/office/word/2010/wordml" xmlns:w15="http://schemas.microsoft.com/office/word/2012/wordml" xmlns:w16cex="http://schemas.microsoft.com/office/word/2018/wordml/cex" xmlns:w16cid="http://schemas.microsoft.com/office/word/2016/wordml/cid" xmlns:w16="http://schemas.microsoft.com/office/word/2018/wordml" xmlns:w16sdtdh="http://schemas.microsoft.com/office/word/2020/wordml/sdtdatahash" xmlns:w16se="http://schemas.microsoft.com/office/word/2015/wordml/symex" xmlns:wpg="http://schemas.microsoft.com/office/word/2010/wordprocessingGroup" xmlns:wpi="http://schemas.microsoft.com/office/word/2010/wordprocessingInk" xmlns:wne="http://schemas.microsoft.com/office/word/2006/wordml" xmlns:wps="http://schemas.microsoft.com/office/word/2010/wordprocessingShape" mc:Ignorable="w14 w15 w16se w16cid w16 w16cex w16sdtdh wp14">
   <w:sdt>
     <w:sdtPr>
       <w:id w:val="-1420953368"/>
@@ -4761,7 +6847,7 @@
 </file>
 
 <file path=word/footnotes.xml><?xml version="1.0" encoding="utf-8"?>
-<w:footnotes xmlns:wpc="http://schemas.microsoft.com/office/word/2010/wordprocessingCanvas" xmlns:cx="http://schemas.microsoft.com/office/drawing/2014/chartex" xmlns:cx1="http://schemas.microsoft.com/office/drawing/2015/9/8/chartex" xmlns:cx2="http://schemas.microsoft.com/office/drawing/2015/10/21/chartex" xmlns:cx3="http://schemas.microsoft.com/office/drawing/2016/5/9/chartex" xmlns:cx4="http://schemas.microsoft.com/office/drawing/2016/5/10/chartex" xmlns:cx5="http://schemas.microsoft.com/office/drawing/2016/5/11/chartex" xmlns:cx6="http://schemas.microsoft.com/office/drawing/2016/5/12/chartex" xmlns:cx7="http://schemas.microsoft.com/office/drawing/2016/5/13/chartex" xmlns:cx8="http://schemas.microsoft.com/office/drawing/2016/5/14/chartex" xmlns:mc="http://schemas.openxmlformats.org/markup-compatibility/2006" xmlns:aink="http://schemas.microsoft.com/office/drawing/2016/ink" xmlns:am3d="http://schemas.microsoft.com/office/drawing/2017/model3d" xmlns:o="urn:schemas-microsoft-com:office:office" xmlns:oel="http://schemas.microsoft.com/office/2019/extlst" xmlns:r="http://schemas.openxmlformats.org/officeDocument/2006/relationships" xmlns:m="http://schemas.openxmlformats.org/officeDocument/2006/math" xmlns:v="urn:schemas-microsoft-com:vml" xmlns:wp14="http://schemas.microsoft.com/office/word/2010/wordprocessingDrawing" xmlns:wp="http://schemas.openxmlformats.org/drawingml/2006/wordprocessingDrawing" xmlns:w10="urn:schemas-microsoft-com:office:word" xmlns:w="http://schemas.openxmlformats.org/wordprocessingml/2006/main" xmlns:w14="http://schemas.microsoft.com/office/word/2010/wordml" xmlns:w15="http://schemas.microsoft.com/office/word/2012/wordml" xmlns:w16cex="http://schemas.microsoft.com/office/word/2018/wordml/cex" xmlns:w16cid="http://schemas.microsoft.com/office/word/2016/wordml/cid" xmlns:w16="http://schemas.microsoft.com/office/word/2018/wordml" xmlns:w16du="http://schemas.microsoft.com/office/word/2023/wordml/word16du" xmlns:w16sdtdh="http://schemas.microsoft.com/office/word/2020/wordml/sdtdatahash" xmlns:w16sdtfl="http://schemas.microsoft.com/office/word/2024/wordml/sdtformatlock" xmlns:w16se="http://schemas.microsoft.com/office/word/2015/wordml/symex" xmlns:wpg="http://schemas.microsoft.com/office/word/2010/wordprocessingGroup" xmlns:wpi="http://schemas.microsoft.com/office/word/2010/wordprocessingInk" xmlns:wne="http://schemas.microsoft.com/office/word/2006/wordml" xmlns:wps="http://schemas.microsoft.com/office/word/2010/wordprocessingShape" mc:Ignorable="w14 w15 w16se w16cid w16 w16cex w16sdtdh w16sdtfl w16du wp14">
+<w:footnotes xmlns:wpc="http://schemas.microsoft.com/office/word/2010/wordprocessingCanvas" xmlns:cx="http://schemas.microsoft.com/office/drawing/2014/chartex" xmlns:cx1="http://schemas.microsoft.com/office/drawing/2015/9/8/chartex" xmlns:cx2="http://schemas.microsoft.com/office/drawing/2015/10/21/chartex" xmlns:cx3="http://schemas.microsoft.com/office/drawing/2016/5/9/chartex" xmlns:cx4="http://schemas.microsoft.com/office/drawing/2016/5/10/chartex" xmlns:cx5="http://schemas.microsoft.com/office/drawing/2016/5/11/chartex" xmlns:cx6="http://schemas.microsoft.com/office/drawing/2016/5/12/chartex" xmlns:cx7="http://schemas.microsoft.com/office/drawing/2016/5/13/chartex" xmlns:cx8="http://schemas.microsoft.com/office/drawing/2016/5/14/chartex" xmlns:mc="http://schemas.openxmlformats.org/markup-compatibility/2006" xmlns:aink="http://schemas.microsoft.com/office/drawing/2016/ink" xmlns:am3d="http://schemas.microsoft.com/office/drawing/2017/model3d" xmlns:o="urn:schemas-microsoft-com:office:office" xmlns:oel="http://schemas.microsoft.com/office/2019/extlst" xmlns:r="http://schemas.openxmlformats.org/officeDocument/2006/relationships" xmlns:m="http://schemas.openxmlformats.org/officeDocument/2006/math" xmlns:v="urn:schemas-microsoft-com:vml" xmlns:wp14="http://schemas.microsoft.com/office/word/2010/wordprocessingDrawing" xmlns:wp="http://schemas.openxmlformats.org/drawingml/2006/wordprocessingDrawing" xmlns:w10="urn:schemas-microsoft-com:office:word" xmlns:w="http://schemas.openxmlformats.org/wordprocessingml/2006/main" xmlns:w14="http://schemas.microsoft.com/office/word/2010/wordml" xmlns:w15="http://schemas.microsoft.com/office/word/2012/wordml" xmlns:w16cex="http://schemas.microsoft.com/office/word/2018/wordml/cex" xmlns:w16cid="http://schemas.microsoft.com/office/word/2016/wordml/cid" xmlns:w16="http://schemas.microsoft.com/office/word/2018/wordml" xmlns:w16sdtdh="http://schemas.microsoft.com/office/word/2020/wordml/sdtdatahash" xmlns:w16se="http://schemas.microsoft.com/office/word/2015/wordml/symex" xmlns:wpg="http://schemas.microsoft.com/office/word/2010/wordprocessingGroup" xmlns:wpi="http://schemas.microsoft.com/office/word/2010/wordprocessingInk" xmlns:wne="http://schemas.microsoft.com/office/word/2006/wordml" xmlns:wps="http://schemas.microsoft.com/office/word/2010/wordprocessingShape" mc:Ignorable="w14 w15 w16se w16cid w16 w16cex w16sdtdh wp14">
   <w:footnote w:type="separator" w:id="-1">
     <w:p>
       <w:pPr>
@@ -4788,7 +6874,7 @@
 </file>
 
 <file path=word/numbering.xml><?xml version="1.0" encoding="utf-8"?>
-<w:numbering xmlns:wpc="http://schemas.microsoft.com/office/word/2010/wordprocessingCanvas" xmlns:cx="http://schemas.microsoft.com/office/drawing/2014/chartex" xmlns:cx1="http://schemas.microsoft.com/office/drawing/2015/9/8/chartex" xmlns:cx2="http://schemas.microsoft.com/office/drawing/2015/10/21/chartex" xmlns:cx3="http://schemas.microsoft.com/office/drawing/2016/5/9/chartex" xmlns:cx4="http://schemas.microsoft.com/office/drawing/2016/5/10/chartex" xmlns:cx5="http://schemas.microsoft.com/office/drawing/2016/5/11/chartex" xmlns:cx6="http://schemas.microsoft.com/office/drawing/2016/5/12/chartex" xmlns:cx7="http://schemas.microsoft.com/office/drawing/2016/5/13/chartex" xmlns:cx8="http://schemas.microsoft.com/office/drawing/2016/5/14/chartex" xmlns:mc="http://schemas.openxmlformats.org/markup-compatibility/2006" xmlns:aink="http://schemas.microsoft.com/office/drawing/2016/ink" xmlns:am3d="http://schemas.microsoft.com/office/drawing/2017/model3d" xmlns:o="urn:schemas-microsoft-com:office:office" xmlns:oel="http://schemas.microsoft.com/office/2019/extlst" xmlns:r="http://schemas.openxmlformats.org/officeDocument/2006/relationships" xmlns:m="http://schemas.openxmlformats.org/officeDocument/2006/math" xmlns:v="urn:schemas-microsoft-com:vml" xmlns:wp14="http://schemas.microsoft.com/office/word/2010/wordprocessingDrawing" xmlns:wp="http://schemas.openxmlformats.org/drawingml/2006/wordprocessingDrawing" xmlns:w10="urn:schemas-microsoft-com:office:word" xmlns:w="http://schemas.openxmlformats.org/wordprocessingml/2006/main" xmlns:w14="http://schemas.microsoft.com/office/word/2010/wordml" xmlns:w15="http://schemas.microsoft.com/office/word/2012/wordml" xmlns:w16cex="http://schemas.microsoft.com/office/word/2018/wordml/cex" xmlns:w16cid="http://schemas.microsoft.com/office/word/2016/wordml/cid" xmlns:w16="http://schemas.microsoft.com/office/word/2018/wordml" xmlns:w16du="http://schemas.microsoft.com/office/word/2023/wordml/word16du" xmlns:w16sdtdh="http://schemas.microsoft.com/office/word/2020/wordml/sdtdatahash" xmlns:w16sdtfl="http://schemas.microsoft.com/office/word/2024/wordml/sdtformatlock" xmlns:w16se="http://schemas.microsoft.com/office/word/2015/wordml/symex" xmlns:wpg="http://schemas.microsoft.com/office/word/2010/wordprocessingGroup" xmlns:wpi="http://schemas.microsoft.com/office/word/2010/wordprocessingInk" xmlns:wne="http://schemas.microsoft.com/office/word/2006/wordml" xmlns:wps="http://schemas.microsoft.com/office/word/2010/wordprocessingShape" mc:Ignorable="w14 w15 w16se w16cid w16 w16cex w16sdtdh w16sdtfl w16du wp14">
+<w:numbering xmlns:wpc="http://schemas.microsoft.com/office/word/2010/wordprocessingCanvas" xmlns:cx="http://schemas.microsoft.com/office/drawing/2014/chartex" xmlns:cx1="http://schemas.microsoft.com/office/drawing/2015/9/8/chartex" xmlns:cx2="http://schemas.microsoft.com/office/drawing/2015/10/21/chartex" xmlns:cx3="http://schemas.microsoft.com/office/drawing/2016/5/9/chartex" xmlns:cx4="http://schemas.microsoft.com/office/drawing/2016/5/10/chartex" xmlns:cx5="http://schemas.microsoft.com/office/drawing/2016/5/11/chartex" xmlns:cx6="http://schemas.microsoft.com/office/drawing/2016/5/12/chartex" xmlns:cx7="http://schemas.microsoft.com/office/drawing/2016/5/13/chartex" xmlns:cx8="http://schemas.microsoft.com/office/drawing/2016/5/14/chartex" xmlns:mc="http://schemas.openxmlformats.org/markup-compatibility/2006" xmlns:aink="http://schemas.microsoft.com/office/drawing/2016/ink" xmlns:am3d="http://schemas.microsoft.com/office/drawing/2017/model3d" xmlns:o="urn:schemas-microsoft-com:office:office" xmlns:oel="http://schemas.microsoft.com/office/2019/extlst" xmlns:r="http://schemas.openxmlformats.org/officeDocument/2006/relationships" xmlns:m="http://schemas.openxmlformats.org/officeDocument/2006/math" xmlns:v="urn:schemas-microsoft-com:vml" xmlns:wp14="http://schemas.microsoft.com/office/word/2010/wordprocessingDrawing" xmlns:wp="http://schemas.openxmlformats.org/drawingml/2006/wordprocessingDrawing" xmlns:w10="urn:schemas-microsoft-com:office:word" xmlns:w="http://schemas.openxmlformats.org/wordprocessingml/2006/main" xmlns:w14="http://schemas.microsoft.com/office/word/2010/wordml" xmlns:w15="http://schemas.microsoft.com/office/word/2012/wordml" xmlns:w16cex="http://schemas.microsoft.com/office/word/2018/wordml/cex" xmlns:w16cid="http://schemas.microsoft.com/office/word/2016/wordml/cid" xmlns:w16="http://schemas.microsoft.com/office/word/2018/wordml" xmlns:w16sdtdh="http://schemas.microsoft.com/office/word/2020/wordml/sdtdatahash" xmlns:w16se="http://schemas.microsoft.com/office/word/2015/wordml/symex" xmlns:wpg="http://schemas.microsoft.com/office/word/2010/wordprocessingGroup" xmlns:wpi="http://schemas.microsoft.com/office/word/2010/wordprocessingInk" xmlns:wne="http://schemas.microsoft.com/office/word/2006/wordml" xmlns:wps="http://schemas.microsoft.com/office/word/2010/wordprocessingShape" mc:Ignorable="w14 w15 w16se w16cid w16 w16cex w16sdtdh wp14">
   <w:abstractNum w:abstractNumId="0" w15:restartNumberingAfterBreak="0">
     <w:nsid w:val="09506C90"/>
     <w:multiLevelType w:val="multilevel"/>
@@ -5347,7 +7433,7 @@
 </file>
 
 <file path=word/styles.xml><?xml version="1.0" encoding="utf-8"?>
-<w:styles xmlns:mc="http://schemas.openxmlformats.org/markup-compatibility/2006" xmlns:r="http://schemas.openxmlformats.org/officeDocument/2006/relationships" xmlns:w="http://schemas.openxmlformats.org/wordprocessingml/2006/main" xmlns:w14="http://schemas.microsoft.com/office/word/2010/wordml" xmlns:w15="http://schemas.microsoft.com/office/word/2012/wordml" xmlns:w16cex="http://schemas.microsoft.com/office/word/2018/wordml/cex" xmlns:w16cid="http://schemas.microsoft.com/office/word/2016/wordml/cid" xmlns:w16="http://schemas.microsoft.com/office/word/2018/wordml" xmlns:w16du="http://schemas.microsoft.com/office/word/2023/wordml/word16du" xmlns:w16sdtdh="http://schemas.microsoft.com/office/word/2020/wordml/sdtdatahash" xmlns:w16sdtfl="http://schemas.microsoft.com/office/word/2024/wordml/sdtformatlock" xmlns:w16se="http://schemas.microsoft.com/office/word/2015/wordml/symex" mc:Ignorable="w14 w15 w16se w16cid w16 w16cex w16sdtdh w16sdtfl w16du">
+<w:styles xmlns:mc="http://schemas.openxmlformats.org/markup-compatibility/2006" xmlns:r="http://schemas.openxmlformats.org/officeDocument/2006/relationships" xmlns:w="http://schemas.openxmlformats.org/wordprocessingml/2006/main" xmlns:w14="http://schemas.microsoft.com/office/word/2010/wordml" xmlns:w15="http://schemas.microsoft.com/office/word/2012/wordml" xmlns:w16cex="http://schemas.microsoft.com/office/word/2018/wordml/cex" xmlns:w16cid="http://schemas.microsoft.com/office/word/2016/wordml/cid" xmlns:w16="http://schemas.microsoft.com/office/word/2018/wordml" xmlns:w16sdtdh="http://schemas.microsoft.com/office/word/2020/wordml/sdtdatahash" xmlns:w16se="http://schemas.microsoft.com/office/word/2015/wordml/symex" mc:Ignorable="w14 w15 w16se w16cid w16 w16cex w16sdtdh">
   <w:docDefaults>
     <w:rPrDefault>
       <w:rPr>
@@ -5948,6 +8034,7 @@
   <w:style w:type="character" w:default="1" w:styleId="a0">
     <w:name w:val="Default Paragraph Font"/>
     <w:uiPriority w:val="1"/>
+    <w:semiHidden/>
     <w:unhideWhenUsed/>
   </w:style>
   <w:style w:type="table" w:default="1" w:styleId="a1">
@@ -6391,7 +8478,7 @@
     <w:unhideWhenUsed/>
     <w:rsid w:val="00EB0843"/>
     <w:pPr>
-      <w:ind w:leftChars="400" w:hangingChars="200" w:hanging="200"/>
+      <w:ind w:leftChars="400" w:left="400" w:hangingChars="200" w:hanging="200"/>
     </w:pPr>
   </w:style>
 </w:styles>

--- a/docs/系統手冊20250327.docx
+++ b/docs/系統手冊20250327.docx
@@ -4568,7 +4568,7 @@
         <w:spacing w:after="0" w:line="240" w:lineRule="auto"/>
         <w:outlineLvl w:val="1"/>
         <w:rPr>
-          <w:rFonts w:ascii="Times New Roman" w:eastAsia="標楷體" w:hAnsi="Times New Roman" w:cs="Times New Roman"/>
+          <w:rFonts w:ascii="Times New Roman" w:eastAsia="標楷體" w:hAnsi="Times New Roman" w:cs="Times New Roman" w:hint="eastAsia"/>
           <w:b/>
           <w:bCs/>
           <w:sz w:val="32"/>
@@ -4597,11 +4597,6 @@
         <w:t>競爭力分析</w:t>
       </w:r>
       <w:bookmarkEnd w:id="11"/>
-    </w:p>
-    <w:p>
-      <w:pPr>
-        <w:ind w:firstLine="480"/>
-      </w:pPr>
     </w:p>
     <w:p>
       <w:r>
@@ -4671,9 +4666,6 @@
           <w:p>
             <w:pPr>
               <w:jc w:val="center"/>
-              <w:rPr>
-                <w:rFonts w:hint="eastAsia"/>
-              </w:rPr>
             </w:pPr>
             <w:r>
               <w:rPr>
@@ -4690,11 +4682,6 @@
             <w:tcW w:w="2972" w:type="dxa"/>
           </w:tcPr>
           <w:p>
-            <w:pPr>
-              <w:rPr>
-                <w:rFonts w:hint="eastAsia"/>
-              </w:rPr>
-            </w:pPr>
             <w:r>
               <w:t>註冊與登入功能</w:t>
             </w:r>
@@ -4705,11 +4692,6 @@
             <w:tcW w:w="7222" w:type="dxa"/>
           </w:tcPr>
           <w:p>
-            <w:pPr>
-              <w:rPr>
-                <w:rFonts w:hint="eastAsia"/>
-              </w:rPr>
-            </w:pPr>
             <w:r>
               <w:t>使用者可註冊帳號並透過</w:t>
             </w:r>
@@ -4728,11 +4710,6 @@
             <w:tcW w:w="2972" w:type="dxa"/>
           </w:tcPr>
           <w:p>
-            <w:pPr>
-              <w:rPr>
-                <w:rFonts w:hint="eastAsia"/>
-              </w:rPr>
-            </w:pPr>
             <w:r>
               <w:t>建立個人檔案與偏好設定</w:t>
             </w:r>
@@ -4743,11 +4720,6 @@
             <w:tcW w:w="7222" w:type="dxa"/>
           </w:tcPr>
           <w:p>
-            <w:pPr>
-              <w:rPr>
-                <w:rFonts w:hint="eastAsia"/>
-              </w:rPr>
-            </w:pPr>
             <w:r>
               <w:t>使用者可填寫基本資料與選擇喜好運動項目、經常運動時間等作為配對依據。</w:t>
             </w:r>
@@ -4760,11 +4732,6 @@
             <w:tcW w:w="2972" w:type="dxa"/>
           </w:tcPr>
           <w:p>
-            <w:pPr>
-              <w:rPr>
-                <w:rFonts w:hint="eastAsia"/>
-              </w:rPr>
-            </w:pPr>
             <w:r>
               <w:t>查看場館與地圖資訊</w:t>
             </w:r>
@@ -4775,11 +4742,6 @@
             <w:tcW w:w="7222" w:type="dxa"/>
           </w:tcPr>
           <w:p>
-            <w:pPr>
-              <w:rPr>
-                <w:rFonts w:hint="eastAsia"/>
-              </w:rPr>
-            </w:pPr>
             <w:r>
               <w:t>使用者可透過整合</w:t>
             </w:r>
@@ -4798,11 +4760,6 @@
             <w:tcW w:w="2972" w:type="dxa"/>
           </w:tcPr>
           <w:p>
-            <w:pPr>
-              <w:rPr>
-                <w:rFonts w:hint="eastAsia"/>
-              </w:rPr>
-            </w:pPr>
             <w:r>
               <w:t>活動發起與報名參與</w:t>
             </w:r>
@@ -4813,11 +4770,6 @@
             <w:tcW w:w="7222" w:type="dxa"/>
           </w:tcPr>
           <w:p>
-            <w:pPr>
-              <w:rPr>
-                <w:rFonts w:hint="eastAsia"/>
-              </w:rPr>
-            </w:pPr>
             <w:r>
               <w:t>使用者可主動建立運動活動，也可瀏覽與報名參與他人發起的活動。</w:t>
             </w:r>
@@ -4830,11 +4782,6 @@
             <w:tcW w:w="2972" w:type="dxa"/>
           </w:tcPr>
           <w:p>
-            <w:pPr>
-              <w:rPr>
-                <w:rFonts w:hint="eastAsia"/>
-              </w:rPr>
-            </w:pPr>
             <w:r>
               <w:t>自動媒合夥伴與推播通知</w:t>
             </w:r>
@@ -4845,11 +4792,6 @@
             <w:tcW w:w="7222" w:type="dxa"/>
           </w:tcPr>
           <w:p>
-            <w:pPr>
-              <w:rPr>
-                <w:rFonts w:hint="eastAsia"/>
-              </w:rPr>
-            </w:pPr>
             <w:r>
               <w:t>系統會依據偏好自動媒合潛在運動夥伴，並推播活動邀請給合適對象。</w:t>
             </w:r>
@@ -4862,11 +4804,6 @@
             <w:tcW w:w="2972" w:type="dxa"/>
           </w:tcPr>
           <w:p>
-            <w:pPr>
-              <w:rPr>
-                <w:rFonts w:hint="eastAsia"/>
-              </w:rPr>
-            </w:pPr>
             <w:r>
               <w:t>夥伴與活動評價機制</w:t>
             </w:r>
@@ -4877,11 +4814,6 @@
             <w:tcW w:w="7222" w:type="dxa"/>
           </w:tcPr>
           <w:p>
-            <w:pPr>
-              <w:rPr>
-                <w:rFonts w:hint="eastAsia"/>
-              </w:rPr>
-            </w:pPr>
             <w:r>
               <w:t>使用者可對活動品質與運動夥伴進行評價，作為平台信任機制之一。</w:t>
             </w:r>
@@ -4906,16 +4838,65 @@
         <w:t>使用個案圖</w:t>
       </w:r>
     </w:p>
-    <w:p/>
-    <w:p/>
-    <w:p/>
-    <w:p/>
     <w:p>
-      <w:r>
+      <w:pPr>
         <w:rPr>
           <w:rFonts w:hint="eastAsia"/>
         </w:rPr>
+      </w:pPr>
+      <w:r>
+        <w:rPr>
+          <w:noProof/>
+        </w:rPr>
         <w:lastRenderedPageBreak/>
+        <w:drawing>
+          <wp:inline distT="0" distB="0" distL="0" distR="0" wp14:anchorId="268CA0AA" wp14:editId="6D5D7F63">
+            <wp:extent cx="6479540" cy="3296920"/>
+            <wp:effectExtent l="0" t="0" r="0" b="5080"/>
+            <wp:docPr id="36874042" name="圖片 1"/>
+            <wp:cNvGraphicFramePr>
+              <a:graphicFrameLocks xmlns:a="http://schemas.openxmlformats.org/drawingml/2006/main" noChangeAspect="1"/>
+            </wp:cNvGraphicFramePr>
+            <a:graphic xmlns:a="http://schemas.openxmlformats.org/drawingml/2006/main">
+              <a:graphicData uri="http://schemas.openxmlformats.org/drawingml/2006/picture">
+                <pic:pic xmlns:pic="http://schemas.openxmlformats.org/drawingml/2006/picture">
+                  <pic:nvPicPr>
+                    <pic:cNvPr id="36874042" name="圖片 36874042"/>
+                    <pic:cNvPicPr/>
+                  </pic:nvPicPr>
+                  <pic:blipFill>
+                    <a:blip r:embed="rId12" cstate="print">
+                      <a:extLst>
+                        <a:ext uri="{28A0092B-C50C-407E-A947-70E740481C1C}">
+                          <a14:useLocalDpi xmlns:a14="http://schemas.microsoft.com/office/drawing/2010/main" val="0"/>
+                        </a:ext>
+                      </a:extLst>
+                    </a:blip>
+                    <a:stretch>
+                      <a:fillRect/>
+                    </a:stretch>
+                  </pic:blipFill>
+                  <pic:spPr>
+                    <a:xfrm>
+                      <a:off x="0" y="0"/>
+                      <a:ext cx="6479540" cy="3296920"/>
+                    </a:xfrm>
+                    <a:prstGeom prst="rect">
+                      <a:avLst/>
+                    </a:prstGeom>
+                  </pic:spPr>
+                </pic:pic>
+              </a:graphicData>
+            </a:graphic>
+          </wp:inline>
+        </w:drawing>
+      </w:r>
+    </w:p>
+    <w:p>
+      <w:r>
+        <w:rPr>
+          <w:rFonts w:hint="eastAsia"/>
+        </w:rPr>
         <w:t>5</w:t>
       </w:r>
       <w:r>
@@ -4953,11 +4934,6 @@
             <w:gridSpan w:val="2"/>
           </w:tcPr>
           <w:p>
-            <w:pPr>
-              <w:rPr>
-                <w:rFonts w:hint="eastAsia"/>
-              </w:rPr>
-            </w:pPr>
             <w:r>
               <w:t>使用個案名稱</w:t>
             </w:r>
@@ -4979,11 +4955,6 @@
             <w:tcW w:w="5097" w:type="dxa"/>
           </w:tcPr>
           <w:p>
-            <w:pPr>
-              <w:rPr>
-                <w:rFonts w:hint="eastAsia"/>
-              </w:rPr>
-            </w:pPr>
             <w:r>
               <w:t>行為者</w:t>
             </w:r>
@@ -4994,11 +4965,6 @@
             <w:tcW w:w="5097" w:type="dxa"/>
           </w:tcPr>
           <w:p>
-            <w:pPr>
-              <w:rPr>
-                <w:rFonts w:hint="eastAsia"/>
-              </w:rPr>
-            </w:pPr>
             <w:r>
               <w:t>使用者</w:t>
             </w:r>
@@ -5011,11 +4977,6 @@
             <w:tcW w:w="5097" w:type="dxa"/>
           </w:tcPr>
           <w:p>
-            <w:pPr>
-              <w:rPr>
-                <w:rFonts w:hint="eastAsia"/>
-              </w:rPr>
-            </w:pPr>
             <w:r>
               <w:t>前提</w:t>
             </w:r>
@@ -5026,11 +4987,6 @@
             <w:tcW w:w="5097" w:type="dxa"/>
           </w:tcPr>
           <w:p>
-            <w:pPr>
-              <w:rPr>
-                <w:rFonts w:hint="eastAsia"/>
-              </w:rPr>
-            </w:pPr>
             <w:r>
               <w:t>使用者尚未擁有帳號或尚未登入系統。</w:t>
             </w:r>
@@ -5043,11 +4999,6 @@
             <w:tcW w:w="5097" w:type="dxa"/>
           </w:tcPr>
           <w:p>
-            <w:pPr>
-              <w:rPr>
-                <w:rFonts w:hint="eastAsia"/>
-              </w:rPr>
-            </w:pPr>
             <w:r>
               <w:t>結束狀態</w:t>
             </w:r>
@@ -5058,11 +5009,6 @@
             <w:tcW w:w="5097" w:type="dxa"/>
           </w:tcPr>
           <w:p>
-            <w:pPr>
-              <w:rPr>
-                <w:rFonts w:hint="eastAsia"/>
-              </w:rPr>
-            </w:pPr>
             <w:r>
               <w:t>使用者成功註冊帳號並完成登入，進入平台主畫面。</w:t>
             </w:r>
@@ -5076,11 +5022,6 @@
             <w:gridSpan w:val="2"/>
           </w:tcPr>
           <w:p>
-            <w:pPr>
-              <w:rPr>
-                <w:rFonts w:hint="eastAsia"/>
-              </w:rPr>
-            </w:pPr>
             <w:r>
               <w:rPr>
                 <w:rFonts w:hint="eastAsia"/>
@@ -5096,24 +5037,19 @@
             <w:tcW w:w="5097" w:type="dxa"/>
           </w:tcPr>
           <w:p>
-            <w:pPr>
+            <w:r>
               <w:rPr>
                 <w:rFonts w:hint="eastAsia"/>
               </w:rPr>
-            </w:pPr>
+              <w:t>A</w:t>
+            </w:r>
+            <w:r>
+              <w:t xml:space="preserve">ctor </w:t>
+            </w:r>
             <w:r>
               <w:rPr>
                 <w:rFonts w:hint="eastAsia"/>
               </w:rPr>
-              <w:t>A</w:t>
-            </w:r>
-            <w:r>
-              <w:t xml:space="preserve">ctor </w:t>
-            </w:r>
-            <w:r>
-              <w:rPr>
-                <w:rFonts w:hint="eastAsia"/>
-              </w:rPr>
               <w:t>動作</w:t>
             </w:r>
           </w:p>
@@ -5123,11 +5059,6 @@
             <w:tcW w:w="5097" w:type="dxa"/>
           </w:tcPr>
           <w:p>
-            <w:pPr>
-              <w:rPr>
-                <w:rFonts w:hint="eastAsia"/>
-              </w:rPr>
-            </w:pPr>
             <w:r>
               <w:rPr>
                 <w:rFonts w:hint="eastAsia"/>
@@ -5143,11 +5074,6 @@
             <w:tcW w:w="5097" w:type="dxa"/>
           </w:tcPr>
           <w:p>
-            <w:pPr>
-              <w:rPr>
-                <w:rFonts w:hint="eastAsia"/>
-              </w:rPr>
-            </w:pPr>
             <w:r>
               <w:t>輸入</w:t>
             </w:r>
@@ -5164,11 +5090,6 @@
             <w:tcW w:w="5097" w:type="dxa"/>
           </w:tcPr>
           <w:p>
-            <w:pPr>
-              <w:rPr>
-                <w:rFonts w:hint="eastAsia"/>
-              </w:rPr>
-            </w:pPr>
             <w:r>
               <w:t>檢查欄位格式是否正確</w:t>
             </w:r>
@@ -5181,11 +5102,6 @@
             <w:tcW w:w="5097" w:type="dxa"/>
           </w:tcPr>
           <w:p>
-            <w:pPr>
-              <w:rPr>
-                <w:rFonts w:hint="eastAsia"/>
-              </w:rPr>
-            </w:pPr>
             <w:r>
               <w:t>點選「註冊」按鈕</w:t>
             </w:r>
@@ -5196,11 +5112,6 @@
             <w:tcW w:w="5097" w:type="dxa"/>
           </w:tcPr>
           <w:p>
-            <w:pPr>
-              <w:rPr>
-                <w:rFonts w:hint="eastAsia"/>
-              </w:rPr>
-            </w:pPr>
             <w:r>
               <w:t>寄送驗證信至使用者</w:t>
             </w:r>
@@ -5236,11 +5147,6 @@
             <w:gridSpan w:val="2"/>
           </w:tcPr>
           <w:p>
-            <w:pPr>
-              <w:rPr>
-                <w:rFonts w:hint="eastAsia"/>
-              </w:rPr>
-            </w:pPr>
             <w:r>
               <w:t>使用個案名稱</w:t>
             </w:r>
@@ -5262,11 +5168,6 @@
             <w:tcW w:w="5097" w:type="dxa"/>
           </w:tcPr>
           <w:p>
-            <w:pPr>
-              <w:rPr>
-                <w:rFonts w:hint="eastAsia"/>
-              </w:rPr>
-            </w:pPr>
             <w:r>
               <w:t>行為者</w:t>
             </w:r>
@@ -5277,11 +5178,6 @@
             <w:tcW w:w="5097" w:type="dxa"/>
           </w:tcPr>
           <w:p>
-            <w:pPr>
-              <w:rPr>
-                <w:rFonts w:hint="eastAsia"/>
-              </w:rPr>
-            </w:pPr>
             <w:r>
               <w:t>使用者</w:t>
             </w:r>
@@ -5294,11 +5190,6 @@
             <w:tcW w:w="5097" w:type="dxa"/>
           </w:tcPr>
           <w:p>
-            <w:pPr>
-              <w:rPr>
-                <w:rFonts w:hint="eastAsia"/>
-              </w:rPr>
-            </w:pPr>
             <w:r>
               <w:t>前提</w:t>
             </w:r>
@@ -5309,11 +5200,6 @@
             <w:tcW w:w="5097" w:type="dxa"/>
           </w:tcPr>
           <w:p>
-            <w:pPr>
-              <w:rPr>
-                <w:rFonts w:hint="eastAsia"/>
-              </w:rPr>
-            </w:pPr>
             <w:r>
               <w:t>使用者已成功註冊並登入平台。</w:t>
             </w:r>
@@ -5326,11 +5212,6 @@
             <w:tcW w:w="5097" w:type="dxa"/>
           </w:tcPr>
           <w:p>
-            <w:pPr>
-              <w:rPr>
-                <w:rFonts w:hint="eastAsia"/>
-              </w:rPr>
-            </w:pPr>
             <w:r>
               <w:t>結束狀態</w:t>
             </w:r>
@@ -5341,11 +5222,6 @@
             <w:tcW w:w="5097" w:type="dxa"/>
           </w:tcPr>
           <w:p>
-            <w:pPr>
-              <w:rPr>
-                <w:rFonts w:hint="eastAsia"/>
-              </w:rPr>
-            </w:pPr>
             <w:r>
               <w:t>使用者成功儲存個人資料與運動偏好，作為媒合依據。</w:t>
             </w:r>
@@ -5359,11 +5235,6 @@
             <w:gridSpan w:val="2"/>
           </w:tcPr>
           <w:p>
-            <w:pPr>
-              <w:rPr>
-                <w:rFonts w:hint="eastAsia"/>
-              </w:rPr>
-            </w:pPr>
             <w:r>
               <w:rPr>
                 <w:rFonts w:hint="eastAsia"/>
@@ -5379,24 +5250,19 @@
             <w:tcW w:w="5097" w:type="dxa"/>
           </w:tcPr>
           <w:p>
-            <w:pPr>
+            <w:r>
               <w:rPr>
                 <w:rFonts w:hint="eastAsia"/>
               </w:rPr>
-            </w:pPr>
+              <w:t>A</w:t>
+            </w:r>
+            <w:r>
+              <w:t xml:space="preserve">ctor </w:t>
+            </w:r>
             <w:r>
               <w:rPr>
                 <w:rFonts w:hint="eastAsia"/>
               </w:rPr>
-              <w:t>A</w:t>
-            </w:r>
-            <w:r>
-              <w:t xml:space="preserve">ctor </w:t>
-            </w:r>
-            <w:r>
-              <w:rPr>
-                <w:rFonts w:hint="eastAsia"/>
-              </w:rPr>
               <w:t>動作</w:t>
             </w:r>
           </w:p>
@@ -5406,11 +5272,6 @@
             <w:tcW w:w="5097" w:type="dxa"/>
           </w:tcPr>
           <w:p>
-            <w:pPr>
-              <w:rPr>
-                <w:rFonts w:hint="eastAsia"/>
-              </w:rPr>
-            </w:pPr>
             <w:r>
               <w:rPr>
                 <w:rFonts w:hint="eastAsia"/>
@@ -5426,11 +5287,6 @@
             <w:tcW w:w="5097" w:type="dxa"/>
           </w:tcPr>
           <w:p>
-            <w:pPr>
-              <w:rPr>
-                <w:rFonts w:hint="eastAsia"/>
-              </w:rPr>
-            </w:pPr>
             <w:r>
               <w:t>輸入基本資料（暱稱、性別、生日、地區等）</w:t>
             </w:r>
@@ -5441,11 +5297,6 @@
             <w:tcW w:w="5097" w:type="dxa"/>
           </w:tcPr>
           <w:p>
-            <w:pPr>
-              <w:rPr>
-                <w:rFonts w:hint="eastAsia"/>
-              </w:rPr>
-            </w:pPr>
             <w:r>
               <w:t>即時驗證格式正確性</w:t>
             </w:r>
@@ -5458,11 +5309,6 @@
             <w:tcW w:w="5097" w:type="dxa"/>
           </w:tcPr>
           <w:p>
-            <w:pPr>
-              <w:rPr>
-                <w:rFonts w:hint="eastAsia"/>
-              </w:rPr>
-            </w:pPr>
             <w:r>
               <w:t>選擇偏好運動項目（可複選）</w:t>
             </w:r>
@@ -5473,11 +5319,6 @@
             <w:tcW w:w="5097" w:type="dxa"/>
           </w:tcPr>
           <w:p>
-            <w:pPr>
-              <w:rPr>
-                <w:rFonts w:hint="eastAsia"/>
-              </w:rPr>
-            </w:pPr>
             <w:r>
               <w:t>顯示運動類別圖示選單，支援多選</w:t>
             </w:r>
@@ -5512,6 +5353,7 @@
         <w:jc w:val="center"/>
       </w:pPr>
       <w:r>
+        <w:lastRenderedPageBreak/>
         <w:t>查看場館與地圖資訊</w:t>
       </w:r>
     </w:p>
@@ -5532,11 +5374,6 @@
             <w:gridSpan w:val="2"/>
           </w:tcPr>
           <w:p>
-            <w:pPr>
-              <w:rPr>
-                <w:rFonts w:hint="eastAsia"/>
-              </w:rPr>
-            </w:pPr>
             <w:r>
               <w:t>使用個案名稱</w:t>
             </w:r>
@@ -5558,11 +5395,6 @@
             <w:tcW w:w="5097" w:type="dxa"/>
           </w:tcPr>
           <w:p>
-            <w:pPr>
-              <w:rPr>
-                <w:rFonts w:hint="eastAsia"/>
-              </w:rPr>
-            </w:pPr>
             <w:r>
               <w:t>行為者</w:t>
             </w:r>
@@ -5573,11 +5405,6 @@
             <w:tcW w:w="5097" w:type="dxa"/>
           </w:tcPr>
           <w:p>
-            <w:pPr>
-              <w:rPr>
-                <w:rFonts w:hint="eastAsia"/>
-              </w:rPr>
-            </w:pPr>
             <w:r>
               <w:t>使用者</w:t>
             </w:r>
@@ -5590,11 +5417,6 @@
             <w:tcW w:w="5097" w:type="dxa"/>
           </w:tcPr>
           <w:p>
-            <w:pPr>
-              <w:rPr>
-                <w:rFonts w:hint="eastAsia"/>
-              </w:rPr>
-            </w:pPr>
             <w:r>
               <w:t>前提</w:t>
             </w:r>
@@ -5605,11 +5427,6 @@
             <w:tcW w:w="5097" w:type="dxa"/>
           </w:tcPr>
           <w:p>
-            <w:pPr>
-              <w:rPr>
-                <w:rFonts w:hint="eastAsia"/>
-              </w:rPr>
-            </w:pPr>
             <w:r>
               <w:t>使用者已登入系統並進入主頁或地圖頁。</w:t>
             </w:r>
@@ -5622,11 +5439,6 @@
             <w:tcW w:w="5097" w:type="dxa"/>
           </w:tcPr>
           <w:p>
-            <w:pPr>
-              <w:rPr>
-                <w:rFonts w:hint="eastAsia"/>
-              </w:rPr>
-            </w:pPr>
             <w:r>
               <w:t>結束狀態</w:t>
             </w:r>
@@ -5637,11 +5449,6 @@
             <w:tcW w:w="5097" w:type="dxa"/>
           </w:tcPr>
           <w:p>
-            <w:pPr>
-              <w:rPr>
-                <w:rFonts w:hint="eastAsia"/>
-              </w:rPr>
-            </w:pPr>
             <w:r>
               <w:t>使用者查詢到所需的運動場館資訊並可作進一步操作（如報名、揪團等）。</w:t>
             </w:r>
@@ -5655,11 +5462,6 @@
             <w:gridSpan w:val="2"/>
           </w:tcPr>
           <w:p>
-            <w:pPr>
-              <w:rPr>
-                <w:rFonts w:hint="eastAsia"/>
-              </w:rPr>
-            </w:pPr>
             <w:r>
               <w:rPr>
                 <w:rFonts w:hint="eastAsia"/>
@@ -5675,24 +5477,19 @@
             <w:tcW w:w="5097" w:type="dxa"/>
           </w:tcPr>
           <w:p>
-            <w:pPr>
+            <w:r>
               <w:rPr>
                 <w:rFonts w:hint="eastAsia"/>
               </w:rPr>
-            </w:pPr>
+              <w:t>A</w:t>
+            </w:r>
+            <w:r>
+              <w:t xml:space="preserve">ctor </w:t>
+            </w:r>
             <w:r>
               <w:rPr>
                 <w:rFonts w:hint="eastAsia"/>
               </w:rPr>
-              <w:t>A</w:t>
-            </w:r>
-            <w:r>
-              <w:t xml:space="preserve">ctor </w:t>
-            </w:r>
-            <w:r>
-              <w:rPr>
-                <w:rFonts w:hint="eastAsia"/>
-              </w:rPr>
               <w:t>動作</w:t>
             </w:r>
           </w:p>
@@ -5702,11 +5499,6 @@
             <w:tcW w:w="5097" w:type="dxa"/>
           </w:tcPr>
           <w:p>
-            <w:pPr>
-              <w:rPr>
-                <w:rFonts w:hint="eastAsia"/>
-              </w:rPr>
-            </w:pPr>
             <w:r>
               <w:rPr>
                 <w:rFonts w:hint="eastAsia"/>
@@ -5722,11 +5514,6 @@
             <w:tcW w:w="5097" w:type="dxa"/>
           </w:tcPr>
           <w:p>
-            <w:pPr>
-              <w:rPr>
-                <w:rFonts w:hint="eastAsia"/>
-              </w:rPr>
-            </w:pPr>
             <w:r>
               <w:t>點選「場館地圖」或「找場地」</w:t>
             </w:r>
@@ -5737,11 +5524,6 @@
             <w:tcW w:w="5097" w:type="dxa"/>
           </w:tcPr>
           <w:p>
-            <w:pPr>
-              <w:rPr>
-                <w:rFonts w:hint="eastAsia"/>
-              </w:rPr>
-            </w:pPr>
             <w:r>
               <w:t>顯示整合</w:t>
             </w:r>
@@ -5760,11 +5542,6 @@
             <w:tcW w:w="5097" w:type="dxa"/>
           </w:tcPr>
           <w:p>
-            <w:pPr>
-              <w:rPr>
-                <w:rFonts w:hint="eastAsia"/>
-              </w:rPr>
-            </w:pPr>
             <w:r>
               <w:t>點選任一場館圖示</w:t>
             </w:r>
@@ -5775,11 +5552,6 @@
             <w:tcW w:w="5097" w:type="dxa"/>
           </w:tcPr>
           <w:p>
-            <w:pPr>
-              <w:rPr>
-                <w:rFonts w:hint="eastAsia"/>
-              </w:rPr>
-            </w:pPr>
             <w:r>
               <w:t>彈出場館詳細資訊卡片（如場地名稱、地址、開放時段）</w:t>
             </w:r>
@@ -5812,11 +5584,6 @@
             <w:gridSpan w:val="2"/>
           </w:tcPr>
           <w:p>
-            <w:pPr>
-              <w:rPr>
-                <w:rFonts w:hint="eastAsia"/>
-              </w:rPr>
-            </w:pPr>
             <w:r>
               <w:t>使用個案名稱</w:t>
             </w:r>
@@ -5838,11 +5605,6 @@
             <w:tcW w:w="5097" w:type="dxa"/>
           </w:tcPr>
           <w:p>
-            <w:pPr>
-              <w:rPr>
-                <w:rFonts w:hint="eastAsia"/>
-              </w:rPr>
-            </w:pPr>
             <w:r>
               <w:t>行為者</w:t>
             </w:r>
@@ -5853,11 +5615,6 @@
             <w:tcW w:w="5097" w:type="dxa"/>
           </w:tcPr>
           <w:p>
-            <w:pPr>
-              <w:rPr>
-                <w:rFonts w:hint="eastAsia"/>
-              </w:rPr>
-            </w:pPr>
             <w:r>
               <w:t>使用者</w:t>
             </w:r>
@@ -5870,13 +5627,7 @@
             <w:tcW w:w="5097" w:type="dxa"/>
           </w:tcPr>
           <w:p>
-            <w:pPr>
-              <w:rPr>
-                <w:rFonts w:hint="eastAsia"/>
-              </w:rPr>
-            </w:pPr>
-            <w:r>
-              <w:lastRenderedPageBreak/>
+            <w:r>
               <w:t>前提</w:t>
             </w:r>
           </w:p>
@@ -5886,11 +5637,6 @@
             <w:tcW w:w="5097" w:type="dxa"/>
           </w:tcPr>
           <w:p>
-            <w:pPr>
-              <w:rPr>
-                <w:rFonts w:hint="eastAsia"/>
-              </w:rPr>
-            </w:pPr>
             <w:r>
               <w:t>使用者已登入系統並完成基本資料與偏好設定。</w:t>
             </w:r>
@@ -5903,11 +5649,6 @@
             <w:tcW w:w="5097" w:type="dxa"/>
           </w:tcPr>
           <w:p>
-            <w:pPr>
-              <w:rPr>
-                <w:rFonts w:hint="eastAsia"/>
-              </w:rPr>
-            </w:pPr>
             <w:r>
               <w:t>結束狀態</w:t>
             </w:r>
@@ -5918,11 +5659,6 @@
             <w:tcW w:w="5097" w:type="dxa"/>
           </w:tcPr>
           <w:p>
-            <w:pPr>
-              <w:rPr>
-                <w:rFonts w:hint="eastAsia"/>
-              </w:rPr>
-            </w:pPr>
             <w:r>
               <w:t>使用者成功建立活動或完成活動報名，活動資訊更新於平台中。</w:t>
             </w:r>
@@ -5936,11 +5672,6 @@
             <w:gridSpan w:val="2"/>
           </w:tcPr>
           <w:p>
-            <w:pPr>
-              <w:rPr>
-                <w:rFonts w:hint="eastAsia"/>
-              </w:rPr>
-            </w:pPr>
             <w:r>
               <w:rPr>
                 <w:rFonts w:hint="eastAsia"/>
@@ -5956,24 +5687,19 @@
             <w:tcW w:w="5097" w:type="dxa"/>
           </w:tcPr>
           <w:p>
-            <w:pPr>
+            <w:r>
               <w:rPr>
                 <w:rFonts w:hint="eastAsia"/>
               </w:rPr>
-            </w:pPr>
+              <w:t>A</w:t>
+            </w:r>
+            <w:r>
+              <w:t xml:space="preserve">ctor </w:t>
+            </w:r>
             <w:r>
               <w:rPr>
                 <w:rFonts w:hint="eastAsia"/>
               </w:rPr>
-              <w:t>A</w:t>
-            </w:r>
-            <w:r>
-              <w:t xml:space="preserve">ctor </w:t>
-            </w:r>
-            <w:r>
-              <w:rPr>
-                <w:rFonts w:hint="eastAsia"/>
-              </w:rPr>
               <w:t>動作</w:t>
             </w:r>
           </w:p>
@@ -5983,11 +5709,6 @@
             <w:tcW w:w="5097" w:type="dxa"/>
           </w:tcPr>
           <w:p>
-            <w:pPr>
-              <w:rPr>
-                <w:rFonts w:hint="eastAsia"/>
-              </w:rPr>
-            </w:pPr>
             <w:r>
               <w:rPr>
                 <w:rFonts w:hint="eastAsia"/>
@@ -6003,11 +5724,6 @@
             <w:tcW w:w="5097" w:type="dxa"/>
           </w:tcPr>
           <w:p>
-            <w:pPr>
-              <w:rPr>
-                <w:rFonts w:hint="eastAsia"/>
-              </w:rPr>
-            </w:pPr>
             <w:r>
               <w:t>點選「發起活動」</w:t>
             </w:r>
@@ -6018,11 +5734,6 @@
             <w:tcW w:w="5097" w:type="dxa"/>
           </w:tcPr>
           <w:p>
-            <w:pPr>
-              <w:rPr>
-                <w:rFonts w:hint="eastAsia"/>
-              </w:rPr>
-            </w:pPr>
             <w:r>
               <w:t>顯示活動建立表單（含運動種類、時間、地點、限制人數等欄位）</w:t>
             </w:r>
@@ -6035,11 +5746,6 @@
             <w:tcW w:w="5097" w:type="dxa"/>
           </w:tcPr>
           <w:p>
-            <w:pPr>
-              <w:rPr>
-                <w:rFonts w:hint="eastAsia"/>
-              </w:rPr>
-            </w:pPr>
             <w:r>
               <w:t>輸入活動資訊並提交</w:t>
             </w:r>
@@ -6050,11 +5756,6 @@
             <w:tcW w:w="5097" w:type="dxa"/>
           </w:tcPr>
           <w:p>
-            <w:pPr>
-              <w:rPr>
-                <w:rFonts w:hint="eastAsia"/>
-              </w:rPr>
-            </w:pPr>
             <w:r>
               <w:t>系統儲存活動至資料庫並顯示「</w:t>
             </w:r>
@@ -6086,11 +5787,6 @@
             <w:tcW w:w="5097" w:type="dxa"/>
           </w:tcPr>
           <w:p>
-            <w:pPr>
-              <w:rPr>
-                <w:rFonts w:hint="eastAsia"/>
-              </w:rPr>
-            </w:pPr>
             <w:r>
               <w:t>系統檢查資格與人數上限，符合條件則報名成功並顯示確認畫面</w:t>
             </w:r>
@@ -6123,11 +5819,6 @@
             <w:gridSpan w:val="2"/>
           </w:tcPr>
           <w:p>
-            <w:pPr>
-              <w:rPr>
-                <w:rFonts w:hint="eastAsia"/>
-              </w:rPr>
-            </w:pPr>
             <w:r>
               <w:t>使用個案名稱</w:t>
             </w:r>
@@ -6149,11 +5840,6 @@
             <w:tcW w:w="5097" w:type="dxa"/>
           </w:tcPr>
           <w:p>
-            <w:pPr>
-              <w:rPr>
-                <w:rFonts w:hint="eastAsia"/>
-              </w:rPr>
-            </w:pPr>
             <w:r>
               <w:t>行為者</w:t>
             </w:r>
@@ -6164,11 +5850,6 @@
             <w:tcW w:w="5097" w:type="dxa"/>
           </w:tcPr>
           <w:p>
-            <w:pPr>
-              <w:rPr>
-                <w:rFonts w:hint="eastAsia"/>
-              </w:rPr>
-            </w:pPr>
             <w:r>
               <w:t>使用者</w:t>
             </w:r>
@@ -6181,11 +5862,6 @@
             <w:tcW w:w="5097" w:type="dxa"/>
           </w:tcPr>
           <w:p>
-            <w:pPr>
-              <w:rPr>
-                <w:rFonts w:hint="eastAsia"/>
-              </w:rPr>
-            </w:pPr>
             <w:r>
               <w:t>前提</w:t>
             </w:r>
@@ -6196,11 +5872,6 @@
             <w:tcW w:w="5097" w:type="dxa"/>
           </w:tcPr>
           <w:p>
-            <w:pPr>
-              <w:rPr>
-                <w:rFonts w:hint="eastAsia"/>
-              </w:rPr>
-            </w:pPr>
             <w:r>
               <w:t>使用者已完成個人偏好設定，並開啟通知功能。</w:t>
             </w:r>
@@ -6213,11 +5884,6 @@
             <w:tcW w:w="5097" w:type="dxa"/>
           </w:tcPr>
           <w:p>
-            <w:pPr>
-              <w:rPr>
-                <w:rFonts w:hint="eastAsia"/>
-              </w:rPr>
-            </w:pPr>
             <w:r>
               <w:t>結束狀態</w:t>
             </w:r>
@@ -6228,11 +5894,6 @@
             <w:tcW w:w="5097" w:type="dxa"/>
           </w:tcPr>
           <w:p>
-            <w:pPr>
-              <w:rPr>
-                <w:rFonts w:hint="eastAsia"/>
-              </w:rPr>
-            </w:pPr>
             <w:r>
               <w:t>使用者收到媒合夥伴或活動的推播訊息，並可進行進一步參與。</w:t>
             </w:r>
@@ -6246,11 +5907,6 @@
             <w:gridSpan w:val="2"/>
           </w:tcPr>
           <w:p>
-            <w:pPr>
-              <w:rPr>
-                <w:rFonts w:hint="eastAsia"/>
-              </w:rPr>
-            </w:pPr>
             <w:r>
               <w:rPr>
                 <w:rFonts w:hint="eastAsia"/>
@@ -6266,24 +5922,19 @@
             <w:tcW w:w="5097" w:type="dxa"/>
           </w:tcPr>
           <w:p>
-            <w:pPr>
+            <w:r>
               <w:rPr>
                 <w:rFonts w:hint="eastAsia"/>
               </w:rPr>
-            </w:pPr>
+              <w:t>A</w:t>
+            </w:r>
+            <w:r>
+              <w:t xml:space="preserve">ctor </w:t>
+            </w:r>
             <w:r>
               <w:rPr>
                 <w:rFonts w:hint="eastAsia"/>
               </w:rPr>
-              <w:t>A</w:t>
-            </w:r>
-            <w:r>
-              <w:t xml:space="preserve">ctor </w:t>
-            </w:r>
-            <w:r>
-              <w:rPr>
-                <w:rFonts w:hint="eastAsia"/>
-              </w:rPr>
               <w:t>動作</w:t>
             </w:r>
           </w:p>
@@ -6293,11 +5944,6 @@
             <w:tcW w:w="5097" w:type="dxa"/>
           </w:tcPr>
           <w:p>
-            <w:pPr>
-              <w:rPr>
-                <w:rFonts w:hint="eastAsia"/>
-              </w:rPr>
-            </w:pPr>
             <w:r>
               <w:rPr>
                 <w:rFonts w:hint="eastAsia"/>
@@ -6313,11 +5959,6 @@
             <w:tcW w:w="5097" w:type="dxa"/>
           </w:tcPr>
           <w:p>
-            <w:pPr>
-              <w:rPr>
-                <w:rFonts w:hint="eastAsia"/>
-              </w:rPr>
-            </w:pPr>
             <w:r>
               <w:t>無操作時等待系統通知</w:t>
             </w:r>
@@ -6328,11 +5969,6 @@
             <w:tcW w:w="5097" w:type="dxa"/>
           </w:tcPr>
           <w:p>
-            <w:pPr>
-              <w:rPr>
-                <w:rFonts w:hint="eastAsia"/>
-              </w:rPr>
-            </w:pPr>
             <w:r>
               <w:t>系統定期執行媒合演算法，尋找相符夥伴與活動</w:t>
             </w:r>
@@ -6345,12 +5981,8 @@
             <w:tcW w:w="5097" w:type="dxa"/>
           </w:tcPr>
           <w:p>
-            <w:pPr>
-              <w:rPr>
-                <w:rFonts w:hint="eastAsia"/>
-              </w:rPr>
-            </w:pPr>
-            <w:r>
+            <w:r>
+              <w:lastRenderedPageBreak/>
               <w:t>點選推播訊息</w:t>
             </w:r>
           </w:p>
@@ -6360,11 +5992,6 @@
             <w:tcW w:w="5097" w:type="dxa"/>
           </w:tcPr>
           <w:p>
-            <w:pPr>
-              <w:rPr>
-                <w:rFonts w:hint="eastAsia"/>
-              </w:rPr>
-            </w:pPr>
             <w:r>
               <w:t>導向活動詳情頁或對方個人簡介頁</w:t>
             </w:r>
@@ -6387,11 +6014,6 @@
             <w:tcW w:w="5097" w:type="dxa"/>
           </w:tcPr>
           <w:p>
-            <w:pPr>
-              <w:rPr>
-                <w:rFonts w:hint="eastAsia"/>
-              </w:rPr>
-            </w:pPr>
             <w:r>
               <w:t>系統更新報名狀態</w:t>
             </w:r>
@@ -6424,11 +6046,6 @@
             <w:gridSpan w:val="2"/>
           </w:tcPr>
           <w:p>
-            <w:pPr>
-              <w:rPr>
-                <w:rFonts w:hint="eastAsia"/>
-              </w:rPr>
-            </w:pPr>
             <w:r>
               <w:t>使用個案名稱</w:t>
             </w:r>
@@ -6447,11 +6064,6 @@
             <w:tcW w:w="5097" w:type="dxa"/>
           </w:tcPr>
           <w:p>
-            <w:pPr>
-              <w:rPr>
-                <w:rFonts w:hint="eastAsia"/>
-              </w:rPr>
-            </w:pPr>
             <w:r>
               <w:t>行為者</w:t>
             </w:r>
@@ -6462,11 +6074,6 @@
             <w:tcW w:w="5097" w:type="dxa"/>
           </w:tcPr>
           <w:p>
-            <w:pPr>
-              <w:rPr>
-                <w:rFonts w:hint="eastAsia"/>
-              </w:rPr>
-            </w:pPr>
             <w:r>
               <w:t>使用者</w:t>
             </w:r>
@@ -6479,11 +6086,6 @@
             <w:tcW w:w="5097" w:type="dxa"/>
           </w:tcPr>
           <w:p>
-            <w:pPr>
-              <w:rPr>
-                <w:rFonts w:hint="eastAsia"/>
-              </w:rPr>
-            </w:pPr>
             <w:r>
               <w:t>前提</w:t>
             </w:r>
@@ -6494,11 +6096,6 @@
             <w:tcW w:w="5097" w:type="dxa"/>
           </w:tcPr>
           <w:p>
-            <w:pPr>
-              <w:rPr>
-                <w:rFonts w:hint="eastAsia"/>
-              </w:rPr>
-            </w:pPr>
             <w:r>
               <w:t>使用者已參加完一場活動，並符合評價資格。</w:t>
             </w:r>
@@ -6511,11 +6108,6 @@
             <w:tcW w:w="5097" w:type="dxa"/>
           </w:tcPr>
           <w:p>
-            <w:pPr>
-              <w:rPr>
-                <w:rFonts w:hint="eastAsia"/>
-              </w:rPr>
-            </w:pPr>
             <w:r>
               <w:t>結束狀態</w:t>
             </w:r>
@@ -6526,11 +6118,6 @@
             <w:tcW w:w="5097" w:type="dxa"/>
           </w:tcPr>
           <w:p>
-            <w:pPr>
-              <w:rPr>
-                <w:rFonts w:hint="eastAsia"/>
-              </w:rPr>
-            </w:pPr>
             <w:r>
               <w:t>評價內容成功儲存至系統，作為後續媒合與信任參考依據。</w:t>
             </w:r>
@@ -6544,11 +6131,6 @@
             <w:gridSpan w:val="2"/>
           </w:tcPr>
           <w:p>
-            <w:pPr>
-              <w:rPr>
-                <w:rFonts w:hint="eastAsia"/>
-              </w:rPr>
-            </w:pPr>
             <w:r>
               <w:rPr>
                 <w:rFonts w:hint="eastAsia"/>
@@ -6564,24 +6146,19 @@
             <w:tcW w:w="5097" w:type="dxa"/>
           </w:tcPr>
           <w:p>
-            <w:pPr>
+            <w:r>
               <w:rPr>
                 <w:rFonts w:hint="eastAsia"/>
               </w:rPr>
-            </w:pPr>
+              <w:t>A</w:t>
+            </w:r>
+            <w:r>
+              <w:t xml:space="preserve">ctor </w:t>
+            </w:r>
             <w:r>
               <w:rPr>
                 <w:rFonts w:hint="eastAsia"/>
               </w:rPr>
-              <w:t>A</w:t>
-            </w:r>
-            <w:r>
-              <w:t xml:space="preserve">ctor </w:t>
-            </w:r>
-            <w:r>
-              <w:rPr>
-                <w:rFonts w:hint="eastAsia"/>
-              </w:rPr>
               <w:t>動作</w:t>
             </w:r>
           </w:p>
@@ -6591,11 +6168,6 @@
             <w:tcW w:w="5097" w:type="dxa"/>
           </w:tcPr>
           <w:p>
-            <w:pPr>
-              <w:rPr>
-                <w:rFonts w:hint="eastAsia"/>
-              </w:rPr>
-            </w:pPr>
             <w:r>
               <w:rPr>
                 <w:rFonts w:hint="eastAsia"/>
@@ -6611,11 +6183,6 @@
             <w:tcW w:w="5097" w:type="dxa"/>
           </w:tcPr>
           <w:p>
-            <w:pPr>
-              <w:rPr>
-                <w:rFonts w:hint="eastAsia"/>
-              </w:rPr>
-            </w:pPr>
             <w:r>
               <w:t>點選某場已完成活動</w:t>
             </w:r>
@@ -6626,11 +6193,6 @@
             <w:tcW w:w="5097" w:type="dxa"/>
           </w:tcPr>
           <w:p>
-            <w:pPr>
-              <w:rPr>
-                <w:rFonts w:hint="eastAsia"/>
-              </w:rPr>
-            </w:pPr>
             <w:r>
               <w:t>顯示活動詳情與評價按鈕</w:t>
             </w:r>
@@ -6643,11 +6205,6 @@
             <w:tcW w:w="5097" w:type="dxa"/>
           </w:tcPr>
           <w:p>
-            <w:pPr>
-              <w:rPr>
-                <w:rFonts w:hint="eastAsia"/>
-              </w:rPr>
-            </w:pPr>
             <w:r>
               <w:t>送出評價</w:t>
             </w:r>
@@ -6658,11 +6215,6 @@
             <w:tcW w:w="5097" w:type="dxa"/>
           </w:tcPr>
           <w:p>
-            <w:pPr>
-              <w:rPr>
-                <w:rFonts w:hint="eastAsia"/>
-              </w:rPr>
-            </w:pPr>
             <w:r>
               <w:t>儲存評價至資料庫，並更新夥伴信譽指標</w:t>
             </w:r>
@@ -6685,11 +6237,6 @@
             <w:tcW w:w="5097" w:type="dxa"/>
           </w:tcPr>
           <w:p>
-            <w:pPr>
-              <w:rPr>
-                <w:rFonts w:hint="eastAsia"/>
-              </w:rPr>
-            </w:pPr>
             <w:r>
               <w:t>可查看自己過去對他人或活動的評價記錄</w:t>
             </w:r>
@@ -6697,6 +6244,23 @@
         </w:tc>
       </w:tr>
     </w:tbl>
+    <w:p>
+      <w:r>
+        <w:rPr>
+          <w:rFonts w:hint="eastAsia"/>
+        </w:rPr>
+        <w:t>5</w:t>
+      </w:r>
+      <w:r>
+        <w:t xml:space="preserve">-4 </w:t>
+      </w:r>
+      <w:r>
+        <w:rPr>
+          <w:rFonts w:hint="eastAsia"/>
+        </w:rPr>
+        <w:t>分析類別圖</w:t>
+      </w:r>
+    </w:p>
     <w:p>
       <w:pPr>
         <w:rPr>

--- a/docs/系統手冊20250327.docx
+++ b/docs/系統手冊20250327.docx
@@ -4568,7 +4568,7 @@
         <w:spacing w:after="0" w:line="240" w:lineRule="auto"/>
         <w:outlineLvl w:val="1"/>
         <w:rPr>
-          <w:rFonts w:ascii="Times New Roman" w:eastAsia="標楷體" w:hAnsi="Times New Roman" w:cs="Times New Roman" w:hint="eastAsia"/>
+          <w:rFonts w:ascii="Times New Roman" w:eastAsia="標楷體" w:hAnsi="Times New Roman" w:cs="Times New Roman"/>
           <w:b/>
           <w:bCs/>
           <w:sz w:val="32"/>
@@ -4839,11 +4839,6 @@
       </w:r>
     </w:p>
     <w:p>
-      <w:pPr>
-        <w:rPr>
-          <w:rFonts w:hint="eastAsia"/>
-        </w:rPr>
-      </w:pPr>
       <w:r>
         <w:rPr>
           <w:noProof/>
@@ -6262,11 +6257,52 @@
       </w:r>
     </w:p>
     <w:p>
-      <w:pPr>
-        <w:rPr>
-          <w:rFonts w:hint="eastAsia"/>
-        </w:rPr>
-      </w:pPr>
+      <w:r>
+        <w:rPr>
+          <w:noProof/>
+        </w:rPr>
+        <w:drawing>
+          <wp:inline distT="0" distB="0" distL="0" distR="0" wp14:anchorId="76DD8BEA" wp14:editId="1C732388">
+            <wp:extent cx="6479540" cy="3898900"/>
+            <wp:effectExtent l="0" t="0" r="0" b="0"/>
+            <wp:docPr id="789333915" name="圖片 1"/>
+            <wp:cNvGraphicFramePr>
+              <a:graphicFrameLocks xmlns:a="http://schemas.openxmlformats.org/drawingml/2006/main" noChangeAspect="1"/>
+            </wp:cNvGraphicFramePr>
+            <a:graphic xmlns:a="http://schemas.openxmlformats.org/drawingml/2006/main">
+              <a:graphicData uri="http://schemas.openxmlformats.org/drawingml/2006/picture">
+                <pic:pic xmlns:pic="http://schemas.openxmlformats.org/drawingml/2006/picture">
+                  <pic:nvPicPr>
+                    <pic:cNvPr id="789333915" name="圖片 789333915"/>
+                    <pic:cNvPicPr/>
+                  </pic:nvPicPr>
+                  <pic:blipFill>
+                    <a:blip r:embed="rId13" cstate="print">
+                      <a:extLst>
+                        <a:ext uri="{28A0092B-C50C-407E-A947-70E740481C1C}">
+                          <a14:useLocalDpi xmlns:a14="http://schemas.microsoft.com/office/drawing/2010/main" val="0"/>
+                        </a:ext>
+                      </a:extLst>
+                    </a:blip>
+                    <a:stretch>
+                      <a:fillRect/>
+                    </a:stretch>
+                  </pic:blipFill>
+                  <pic:spPr>
+                    <a:xfrm>
+                      <a:off x="0" y="0"/>
+                      <a:ext cx="6479540" cy="3898900"/>
+                    </a:xfrm>
+                    <a:prstGeom prst="rect">
+                      <a:avLst/>
+                    </a:prstGeom>
+                  </pic:spPr>
+                </pic:pic>
+              </a:graphicData>
+            </a:graphic>
+          </wp:inline>
+        </w:drawing>
+      </w:r>
     </w:p>
     <w:sectPr>
       <w:pgSz w:w="11906" w:h="16838" w:code="9"/>
